--- a/public/handgen/worksheet/학습지_교사용(정답).docx
+++ b/public/handgen/worksheet/학습지_교사용(정답).docx
@@ -2,70 +2,68 @@
 <file path=word/document.xml><?xml version="1.0" encoding="utf-8"?>
 <w:document xmlns:wpc="http://schemas.microsoft.com/office/word/2010/wordprocessingCanvas" xmlns:mo="http://schemas.microsoft.com/office/mac/office/2008/main" xmlns:mc="http://schemas.openxmlformats.org/markup-compatibility/2006" xmlns:mv="urn:schemas-microsoft-com:mac:vml" xmlns:o="urn:schemas-microsoft-com:office:office" xmlns:r="http://schemas.openxmlformats.org/officeDocument/2006/relationships" xmlns:m="http://schemas.openxmlformats.org/officeDocument/2006/math" xmlns:v="urn:schemas-microsoft-com:vml" xmlns:wp14="http://schemas.microsoft.com/office/word/2010/wordprocessingDrawing" xmlns:wp="http://schemas.openxmlformats.org/drawingml/2006/wordprocessingDrawing" xmlns:w10="urn:schemas-microsoft-com:office:word" xmlns:w="http://schemas.openxmlformats.org/wordprocessingml/2006/main" xmlns:w14="http://schemas.microsoft.com/office/word/2010/wordml" xmlns:wpg="http://schemas.microsoft.com/office/word/2010/wordprocessingGroup" xmlns:wpi="http://schemas.microsoft.com/office/word/2010/wordprocessingInk" xmlns:wne="http://schemas.microsoft.com/office/word/2006/wordml" xmlns:wps="http://schemas.microsoft.com/office/word/2010/wordprocessingShape" mc:Ignorable="w14 wp14">
   <w:body>
-    <w:p>
-      <w:pPr>
-        <w:spacing w:after="120"/>
-        <w:jc w:val="center"/>
-      </w:pPr>
-      <w:r>
-        <w:rPr>
-          <w:rFonts w:ascii="맑은 고딕" w:hAnsi="맑은 고딕" w:eastAsia="맑은 고딕"/>
-          <w:b/>
-          <w:color w:val="1B2A5C"/>
-          <w:sz w:val="40"/>
-        </w:rPr>
-        <w:t>「흔들면 빛난다」 손발전기 학습지  [교사용 정답]</w:t>
-      </w:r>
-    </w:p>
     <w:tbl>
       <w:tblPr>
-        <w:tblStyle w:val="TableGrid"/>
         <w:tblW w:type="auto" w:w="0"/>
         <w:jc w:val="center"/>
+        <w:tblLayout w:type="fixed"/>
         <w:tblLook w:firstColumn="1" w:firstRow="1" w:lastColumn="0" w:lastRow="0" w:noHBand="0" w:noVBand="1" w:val="04A0"/>
+        <w:tblLayout w:type="fixed"/>
+        <w:tblBorders>
+          <w:top w:val="nil" w:sz="6" w:space="0" w:color="AEB8D0"/>
+          <w:left w:val="nil" w:sz="6" w:space="0" w:color="AEB8D0"/>
+          <w:bottom w:val="nil" w:sz="6" w:space="0" w:color="AEB8D0"/>
+          <w:right w:val="nil" w:sz="6" w:space="0" w:color="AEB8D0"/>
+          <w:insideH w:val="nil" w:sz="6" w:space="0" w:color="AEB8D0"/>
+          <w:insideV w:val="nil" w:sz="6" w:space="0" w:color="AEB8D0"/>
+        </w:tblBorders>
       </w:tblPr>
       <w:tblGrid>
-        <w:gridCol w:w="4706"/>
-        <w:gridCol w:w="4706"/>
+        <w:gridCol w:w="9639"/>
       </w:tblGrid>
       <w:tr>
+        <w:trPr>
+          <w:cantSplit/>
+          <w:trHeight w:val="1134" w:hRule="exact"/>
+        </w:trPr>
         <w:tc>
           <w:tcPr>
-            <w:tcW w:type="dxa" w:w="4706"/>
-            <w:shd w:val="clear" w:color="auto" w:fill="EEF2FB"/>
+            <w:tcW w:type="dxa" w:w="9638"/>
+            <w:shd w:val="clear" w:color="auto" w:fill="1B2A5C"/>
+            <w:tcBorders>
+              <w:bottom w:val="single" w:sz="36" w:space="0" w:color="FFD34D"/>
+            </w:tcBorders>
+            <w:vAlign w:val="center"/>
           </w:tcPr>
           <w:p>
             <w:pPr>
-              <w:spacing w:before="80" w:after="80"/>
+              <w:spacing w:after="40"/>
+              <w:jc w:val="center"/>
             </w:pPr>
-            <w:r/>
             <w:r>
               <w:rPr>
                 <w:rFonts w:ascii="맑은 고딕" w:hAnsi="맑은 고딕" w:eastAsia="맑은 고딕"/>
                 <w:b/>
-                <w:sz w:val="22"/>
+                <w:color w:val="FFFFFF"/>
+                <w:sz w:val="42"/>
+                <w:u w:val="none"/>
               </w:rPr>
-              <w:t>학년  반  번호 :</w:t>
+              <w:t>「흔들면 빛난다」 손발전기 학습지</w:t>
             </w:r>
           </w:p>
-        </w:tc>
-        <w:tc>
-          <w:tcPr>
-            <w:tcW w:type="dxa" w:w="4706"/>
-            <w:shd w:val="clear" w:color="auto" w:fill="EEF2FB"/>
-          </w:tcPr>
           <w:p>
             <w:pPr>
-              <w:spacing w:before="80" w:after="80"/>
+              <w:jc w:val="center"/>
             </w:pPr>
-            <w:r/>
             <w:r>
               <w:rPr>
                 <w:rFonts w:ascii="맑은 고딕" w:hAnsi="맑은 고딕" w:eastAsia="맑은 고딕"/>
-                <w:b/>
-                <w:sz w:val="22"/>
+                <w:b w:val="0"/>
+                <w:color w:val="FFD34D"/>
+                <w:sz w:val="21"/>
+                <w:u w:val="none"/>
               </w:rPr>
-              <w:t>이름 :</w:t>
+              <w:t>손발전기를 만들고, 불이 켜지는 까닭을 알아봐요   |   교사용 정답</w:t>
             </w:r>
           </w:p>
         </w:tc>
@@ -73,160 +71,988 @@
     </w:tbl>
     <w:p>
       <w:pPr>
-        <w:spacing w:before="160" w:after="80"/>
+        <w:spacing w:before="0" w:after="0" w:line="200" w:lineRule="exact"/>
+      </w:pPr>
+      <w:r>
+        <w:rPr>
+          <w:sz w:val="4"/>
+        </w:rPr>
+      </w:r>
+    </w:p>
+    <w:tbl>
+      <w:tblPr>
+        <w:tblW w:type="auto" w:w="0"/>
+        <w:jc w:val="center"/>
+        <w:tblLayout w:type="fixed"/>
+        <w:tblLook w:firstColumn="1" w:firstRow="1" w:lastColumn="0" w:lastRow="0" w:noHBand="0" w:noVBand="1" w:val="04A0"/>
+        <w:tblLayout w:type="fixed"/>
+        <w:tblBorders>
+          <w:top w:val="single" w:sz="8" w:space="0" w:color="8C98B8"/>
+          <w:left w:val="single" w:sz="8" w:space="0" w:color="8C98B8"/>
+          <w:bottom w:val="single" w:sz="8" w:space="0" w:color="8C98B8"/>
+          <w:right w:val="single" w:sz="8" w:space="0" w:color="8C98B8"/>
+          <w:insideH w:val="single" w:sz="8" w:space="0" w:color="8C98B8"/>
+          <w:insideV w:val="single" w:sz="8" w:space="0" w:color="8C98B8"/>
+        </w:tblBorders>
+      </w:tblPr>
+      <w:tblGrid>
+        <w:gridCol w:w="850"/>
+        <w:gridCol w:w="1360"/>
+        <w:gridCol w:w="680"/>
+        <w:gridCol w:w="1247"/>
+        <w:gridCol w:w="907"/>
+        <w:gridCol w:w="1360"/>
+        <w:gridCol w:w="850"/>
+        <w:gridCol w:w="2381"/>
+      </w:tblGrid>
+      <w:tr>
+        <w:trPr>
+          <w:cantSplit/>
+          <w:trHeight w:val="737" w:hRule="exact"/>
+        </w:trPr>
+        <w:tc>
+          <w:tcPr>
+            <w:tcW w:type="dxa" w:w="850"/>
+            <w:shd w:val="clear" w:color="auto" w:fill="EEF2FB"/>
+            <w:vAlign w:val="center"/>
+          </w:tcPr>
+          <w:p>
+            <w:pPr>
+              <w:spacing w:before="0" w:after="0" w:line="300" w:lineRule="auto"/>
+              <w:jc w:val="center"/>
+            </w:pPr>
+            <w:r>
+              <w:rPr>
+                <w:rFonts w:ascii="맑은 고딕" w:hAnsi="맑은 고딕" w:eastAsia="맑은 고딕"/>
+                <w:b/>
+                <w:color w:val="1B2A5C"/>
+                <w:sz w:val="23"/>
+                <w:u w:val="none"/>
+              </w:rPr>
+              <w:t>학년</w:t>
+            </w:r>
+          </w:p>
+        </w:tc>
+        <w:tc>
+          <w:tcPr>
+            <w:tcW w:type="dxa" w:w="1361"/>
+          </w:tcPr>
+          <w:p/>
+        </w:tc>
+        <w:tc>
+          <w:tcPr>
+            <w:tcW w:type="dxa" w:w="680"/>
+            <w:shd w:val="clear" w:color="auto" w:fill="EEF2FB"/>
+            <w:vAlign w:val="center"/>
+          </w:tcPr>
+          <w:p>
+            <w:pPr>
+              <w:spacing w:before="0" w:after="0" w:line="300" w:lineRule="auto"/>
+              <w:jc w:val="center"/>
+            </w:pPr>
+            <w:r>
+              <w:rPr>
+                <w:rFonts w:ascii="맑은 고딕" w:hAnsi="맑은 고딕" w:eastAsia="맑은 고딕"/>
+                <w:b/>
+                <w:color w:val="1B2A5C"/>
+                <w:sz w:val="23"/>
+                <w:u w:val="none"/>
+              </w:rPr>
+              <w:t>반</w:t>
+            </w:r>
+          </w:p>
+        </w:tc>
+        <w:tc>
+          <w:tcPr>
+            <w:tcW w:type="dxa" w:w="1247"/>
+          </w:tcPr>
+          <w:p/>
+        </w:tc>
+        <w:tc>
+          <w:tcPr>
+            <w:tcW w:type="dxa" w:w="907"/>
+            <w:shd w:val="clear" w:color="auto" w:fill="EEF2FB"/>
+            <w:vAlign w:val="center"/>
+          </w:tcPr>
+          <w:p>
+            <w:pPr>
+              <w:spacing w:before="0" w:after="0" w:line="300" w:lineRule="auto"/>
+              <w:jc w:val="center"/>
+            </w:pPr>
+            <w:r>
+              <w:rPr>
+                <w:rFonts w:ascii="맑은 고딕" w:hAnsi="맑은 고딕" w:eastAsia="맑은 고딕"/>
+                <w:b/>
+                <w:color w:val="1B2A5C"/>
+                <w:sz w:val="23"/>
+                <w:u w:val="none"/>
+              </w:rPr>
+              <w:t>번호</w:t>
+            </w:r>
+          </w:p>
+        </w:tc>
+        <w:tc>
+          <w:tcPr>
+            <w:tcW w:type="dxa" w:w="1361"/>
+          </w:tcPr>
+          <w:p/>
+        </w:tc>
+        <w:tc>
+          <w:tcPr>
+            <w:tcW w:type="dxa" w:w="850"/>
+            <w:shd w:val="clear" w:color="auto" w:fill="EEF2FB"/>
+            <w:vAlign w:val="center"/>
+          </w:tcPr>
+          <w:p>
+            <w:pPr>
+              <w:spacing w:before="0" w:after="0" w:line="300" w:lineRule="auto"/>
+              <w:jc w:val="center"/>
+            </w:pPr>
+            <w:r>
+              <w:rPr>
+                <w:rFonts w:ascii="맑은 고딕" w:hAnsi="맑은 고딕" w:eastAsia="맑은 고딕"/>
+                <w:b/>
+                <w:color w:val="1B2A5C"/>
+                <w:sz w:val="23"/>
+                <w:u w:val="none"/>
+              </w:rPr>
+              <w:t>이름</w:t>
+            </w:r>
+          </w:p>
+        </w:tc>
+        <w:tc>
+          <w:tcPr>
+            <w:tcW w:type="dxa" w:w="2381"/>
+          </w:tcPr>
+          <w:p/>
+        </w:tc>
+      </w:tr>
+    </w:tbl>
+    <w:p>
+      <w:pPr>
+        <w:spacing w:before="0" w:after="0" w:line="200" w:lineRule="exact"/>
+      </w:pPr>
+      <w:r>
+        <w:rPr>
+          <w:sz w:val="4"/>
+        </w:rPr>
+      </w:r>
+    </w:p>
+    <w:tbl>
+      <w:tblPr>
+        <w:tblW w:type="auto" w:w="0"/>
+        <w:jc w:val="center"/>
+        <w:tblLayout w:type="fixed"/>
+        <w:tblLook w:firstColumn="1" w:firstRow="1" w:lastColumn="0" w:lastRow="0" w:noHBand="0" w:noVBand="1" w:val="04A0"/>
+        <w:tblLayout w:type="fixed"/>
+        <w:tblBorders>
+          <w:top w:val="single" w:sz="6" w:space="0" w:color="D9DFEC"/>
+          <w:left w:val="single" w:sz="6" w:space="0" w:color="D9DFEC"/>
+          <w:bottom w:val="single" w:sz="6" w:space="0" w:color="D9DFEC"/>
+          <w:right w:val="single" w:sz="6" w:space="0" w:color="D9DFEC"/>
+          <w:insideH w:val="single" w:sz="6" w:space="0" w:color="D9DFEC"/>
+          <w:insideV w:val="single" w:sz="6" w:space="0" w:color="D9DFEC"/>
+        </w:tblBorders>
+      </w:tblPr>
+      <w:tblGrid>
+        <w:gridCol w:w="9639"/>
+      </w:tblGrid>
+      <w:tr>
+        <w:trPr>
+          <w:cantSplit/>
+          <w:trHeight w:val="850" w:hRule="atLeast"/>
+        </w:trPr>
+        <w:tc>
+          <w:tcPr>
+            <w:tcW w:type="dxa" w:w="9638"/>
+            <w:shd w:val="clear" w:color="auto" w:fill="F5F7FB"/>
+            <w:tcBorders>
+              <w:left w:val="single" w:sz="48" w:space="0" w:color="FFD34D"/>
+            </w:tcBorders>
+            <w:vAlign w:val="center"/>
+          </w:tcPr>
+          <w:p>
+            <w:pPr>
+              <w:spacing w:after="40"/>
+              <w:ind w:left="170"/>
+            </w:pPr>
+            <w:r>
+              <w:rPr>
+                <w:rFonts w:ascii="맑은 고딕" w:hAnsi="맑은 고딕" w:eastAsia="맑은 고딕"/>
+                <w:b/>
+                <w:color w:val="1B2A5C"/>
+                <w:sz w:val="21"/>
+                <w:u w:val="none"/>
+              </w:rPr>
+              <w:t xml:space="preserve">🎯 오늘의 목표  </w:t>
+            </w:r>
+            <w:r>
+              <w:rPr>
+                <w:rFonts w:ascii="맑은 고딕" w:hAnsi="맑은 고딕" w:eastAsia="맑은 고딕"/>
+                <w:b w:val="0"/>
+                <w:color w:val="222222"/>
+                <w:sz w:val="21"/>
+                <w:u w:val="none"/>
+              </w:rPr>
+              <w:t>손발전기에서 운동 에너지가 전기 에너지로 바뀌는 과정을 설명할 수 있다.</w:t>
+            </w:r>
+          </w:p>
+          <w:p>
+            <w:pPr>
+              <w:spacing w:after="0"/>
+              <w:ind w:left="170"/>
+            </w:pPr>
+            <w:r>
+              <w:rPr>
+                <w:rFonts w:ascii="맑은 고딕" w:hAnsi="맑은 고딕" w:eastAsia="맑은 고딕"/>
+                <w:b w:val="0"/>
+                <w:color w:val="5B6784"/>
+                <w:sz w:val="18"/>
+                <w:u w:val="none"/>
+              </w:rPr>
+              <w:t>성취기준 [10통과2-02-05] 발전기에서 운동 에너지가 전기 에너지로 전환되는 과정을 이해한다.</w:t>
+            </w:r>
+          </w:p>
+        </w:tc>
+      </w:tr>
+    </w:tbl>
+    <w:p>
+      <w:pPr>
+        <w:spacing w:before="0" w:after="0" w:line="200" w:lineRule="exact"/>
+      </w:pPr>
+      <w:r>
+        <w:rPr>
+          <w:sz w:val="4"/>
+        </w:rPr>
+      </w:r>
+    </w:p>
+    <w:tbl>
+      <w:tblPr>
+        <w:tblW w:type="auto" w:w="0"/>
+        <w:jc w:val="center"/>
+        <w:tblLayout w:type="fixed"/>
+        <w:tblLook w:firstColumn="1" w:firstRow="1" w:lastColumn="0" w:lastRow="0" w:noHBand="0" w:noVBand="1" w:val="04A0"/>
+        <w:tblLayout w:type="fixed"/>
+        <w:tblBorders>
+          <w:top w:val="nil" w:sz="6" w:space="0" w:color="AEB8D0"/>
+          <w:left w:val="nil" w:sz="6" w:space="0" w:color="AEB8D0"/>
+          <w:bottom w:val="nil" w:sz="6" w:space="0" w:color="AEB8D0"/>
+          <w:right w:val="nil" w:sz="6" w:space="0" w:color="AEB8D0"/>
+          <w:insideH w:val="nil" w:sz="6" w:space="0" w:color="AEB8D0"/>
+          <w:insideV w:val="nil" w:sz="6" w:space="0" w:color="AEB8D0"/>
+        </w:tblBorders>
+      </w:tblPr>
+      <w:tblGrid>
+        <w:gridCol w:w="567"/>
+        <w:gridCol w:w="9072"/>
+      </w:tblGrid>
+      <w:tr>
+        <w:trPr>
+          <w:cantSplit/>
+          <w:trHeight w:val="567" w:hRule="exact"/>
+        </w:trPr>
+        <w:tc>
+          <w:tcPr>
+            <w:tcW w:type="dxa" w:w="567"/>
+            <w:shd w:val="clear" w:color="auto" w:fill="1B2A5C"/>
+            <w:vAlign w:val="center"/>
+          </w:tcPr>
+          <w:p>
+            <w:pPr>
+              <w:spacing w:before="0" w:after="0" w:line="300" w:lineRule="auto"/>
+              <w:jc w:val="center"/>
+            </w:pPr>
+            <w:r>
+              <w:rPr>
+                <w:rFonts w:ascii="맑은 고딕" w:hAnsi="맑은 고딕" w:eastAsia="맑은 고딕"/>
+                <w:b/>
+                <w:color w:val="FFFFFF"/>
+                <w:sz w:val="28"/>
+                <w:u w:val="none"/>
+              </w:rPr>
+              <w:t>1</w:t>
+            </w:r>
+          </w:p>
+        </w:tc>
+        <w:tc>
+          <w:tcPr>
+            <w:tcW w:type="dxa" w:w="9071"/>
+            <w:shd w:val="clear" w:color="auto" w:fill="EEF2FB"/>
+            <w:vAlign w:val="center"/>
+          </w:tcPr>
+          <w:p>
+            <w:pPr>
+              <w:spacing w:before="0" w:after="0" w:line="300" w:lineRule="auto"/>
+              <w:ind w:left="170"/>
+              <w:jc w:val="left"/>
+            </w:pPr>
+            <w:r>
+              <w:rPr>
+                <w:rFonts w:ascii="맑은 고딕" w:hAnsi="맑은 고딕" w:eastAsia="맑은 고딕"/>
+                <w:b/>
+                <w:color w:val="1B2A5C"/>
+                <w:sz w:val="26"/>
+                <w:u w:val="none"/>
+              </w:rPr>
+              <w:t>용어 빈칸 채우기</w:t>
+            </w:r>
+          </w:p>
+        </w:tc>
+      </w:tr>
+    </w:tbl>
+    <w:p>
+      <w:pPr>
+        <w:spacing w:before="0" w:after="0" w:line="160" w:lineRule="exact"/>
+      </w:pPr>
+      <w:r>
+        <w:rPr>
+          <w:sz w:val="4"/>
+        </w:rPr>
+      </w:r>
+    </w:p>
+    <w:p>
+      <w:pPr>
+        <w:spacing w:line="432" w:lineRule="auto" w:after="0"/>
+        <w:ind w:left="113"/>
       </w:pPr>
       <w:r>
         <w:rPr>
           <w:rFonts w:ascii="맑은 고딕" w:hAnsi="맑은 고딕" w:eastAsia="맑은 고딕"/>
           <w:b w:val="0"/>
-          <w:color w:val="4A5775"/>
-          <w:sz w:val="20"/>
+          <w:color w:val="222222"/>
+          <w:sz w:val="23"/>
+          <w:u w:val="none"/>
         </w:rPr>
-        <w:t>성취기준  [10통과2-02-05] 발전기에서 운동 에너지가 전기 에너지로 전환되는 과정을 이해한다.</w:t>
+        <w:t xml:space="preserve">코일을 지나는 </w:t>
+      </w:r>
+      <w:r>
+        <w:rPr>
+          <w:rFonts w:ascii="맑은 고딕" w:hAnsi="맑은 고딕" w:eastAsia="맑은 고딕"/>
+          <w:b/>
+          <w:color w:val="0A5A30"/>
+          <w:sz w:val="23"/>
+          <w:u w:val="single"/>
+        </w:rPr>
+        <w:t xml:space="preserve"> 자기장 </w:t>
+      </w:r>
+      <w:r>
+        <w:rPr>
+          <w:rFonts w:ascii="맑은 고딕" w:hAnsi="맑은 고딕" w:eastAsia="맑은 고딕"/>
+          <w:b w:val="0"/>
+          <w:color w:val="222222"/>
+          <w:sz w:val="23"/>
+          <w:u w:val="none"/>
+        </w:rPr>
+        <w:t xml:space="preserve"> 이 변할 때 코일에 전류가 흐르는 현상을 </w:t>
+      </w:r>
+      <w:r>
+        <w:rPr>
+          <w:rFonts w:ascii="맑은 고딕" w:hAnsi="맑은 고딕" w:eastAsia="맑은 고딕"/>
+          <w:b/>
+          <w:color w:val="0A5A30"/>
+          <w:sz w:val="23"/>
+          <w:u w:val="single"/>
+        </w:rPr>
+        <w:t xml:space="preserve"> 전자기 유도 </w:t>
+      </w:r>
+      <w:r>
+        <w:rPr>
+          <w:rFonts w:ascii="맑은 고딕" w:hAnsi="맑은 고딕" w:eastAsia="맑은 고딕"/>
+          <w:b w:val="0"/>
+          <w:color w:val="222222"/>
+          <w:sz w:val="23"/>
+          <w:u w:val="none"/>
+        </w:rPr>
+        <w:t xml:space="preserve"> 라고 한다. 이때 흐르는 전류를 </w:t>
+      </w:r>
+      <w:r>
+        <w:rPr>
+          <w:rFonts w:ascii="맑은 고딕" w:hAnsi="맑은 고딕" w:eastAsia="맑은 고딕"/>
+          <w:b/>
+          <w:color w:val="0A5A30"/>
+          <w:sz w:val="23"/>
+          <w:u w:val="single"/>
+        </w:rPr>
+        <w:t xml:space="preserve"> 유도 전류 </w:t>
+      </w:r>
+      <w:r>
+        <w:rPr>
+          <w:rFonts w:ascii="맑은 고딕" w:hAnsi="맑은 고딕" w:eastAsia="맑은 고딕"/>
+          <w:b w:val="0"/>
+          <w:color w:val="222222"/>
+          <w:sz w:val="23"/>
+          <w:u w:val="none"/>
+        </w:rPr>
+        <w:t xml:space="preserve"> 라고 한다. 자석이 왔다 갔다 하면 방향이 번갈아 바뀌는 전류를 </w:t>
+      </w:r>
+      <w:r>
+        <w:rPr>
+          <w:rFonts w:ascii="맑은 고딕" w:hAnsi="맑은 고딕" w:eastAsia="맑은 고딕"/>
+          <w:b/>
+          <w:color w:val="0A5A30"/>
+          <w:sz w:val="23"/>
+          <w:u w:val="single"/>
+        </w:rPr>
+        <w:t xml:space="preserve"> 교류 </w:t>
+      </w:r>
+      <w:r>
+        <w:rPr>
+          <w:rFonts w:ascii="맑은 고딕" w:hAnsi="맑은 고딕" w:eastAsia="맑은 고딕"/>
+          <w:b w:val="0"/>
+          <w:color w:val="222222"/>
+          <w:sz w:val="23"/>
+          <w:u w:val="none"/>
+        </w:rPr>
+        <w:t xml:space="preserve"> 라고 한다. </w:t>
       </w:r>
     </w:p>
     <w:p>
       <w:pPr>
-        <w:keepNext/>
-        <w:spacing w:before="320" w:after="80"/>
-        <w:pBdr>
-          <w:bottom w:val="single" w:sz="6" w:space="1" w:color="FFC933"/>
-        </w:pBdr>
+        <w:spacing w:before="0" w:after="0" w:line="200" w:lineRule="exact"/>
       </w:pPr>
       <w:r>
         <w:rPr>
-          <w:rFonts w:ascii="맑은 고딕" w:hAnsi="맑은 고딕" w:eastAsia="맑은 고딕"/>
-          <w:b/>
-          <w:color w:val="1B2A5C"/>
-          <w:sz w:val="26"/>
+          <w:sz w:val="4"/>
         </w:rPr>
-        <w:t>1. 용어 빈칸 채우기</w:t>
+      </w:r>
+    </w:p>
+    <w:tbl>
+      <w:tblPr>
+        <w:tblW w:type="auto" w:w="0"/>
+        <w:jc w:val="center"/>
+        <w:tblLayout w:type="fixed"/>
+        <w:tblLook w:firstColumn="1" w:firstRow="1" w:lastColumn="0" w:lastRow="0" w:noHBand="0" w:noVBand="1" w:val="04A0"/>
+        <w:tblLayout w:type="fixed"/>
+        <w:tblBorders>
+          <w:top w:val="nil" w:sz="6" w:space="0" w:color="AEB8D0"/>
+          <w:left w:val="nil" w:sz="6" w:space="0" w:color="AEB8D0"/>
+          <w:bottom w:val="nil" w:sz="6" w:space="0" w:color="AEB8D0"/>
+          <w:right w:val="nil" w:sz="6" w:space="0" w:color="AEB8D0"/>
+          <w:insideH w:val="nil" w:sz="6" w:space="0" w:color="AEB8D0"/>
+          <w:insideV w:val="nil" w:sz="6" w:space="0" w:color="AEB8D0"/>
+        </w:tblBorders>
+      </w:tblPr>
+      <w:tblGrid>
+        <w:gridCol w:w="567"/>
+        <w:gridCol w:w="9072"/>
+      </w:tblGrid>
+      <w:tr>
+        <w:trPr>
+          <w:cantSplit/>
+          <w:trHeight w:val="567" w:hRule="exact"/>
+        </w:trPr>
+        <w:tc>
+          <w:tcPr>
+            <w:tcW w:type="dxa" w:w="567"/>
+            <w:shd w:val="clear" w:color="auto" w:fill="1B2A5C"/>
+            <w:vAlign w:val="center"/>
+          </w:tcPr>
+          <w:p>
+            <w:pPr>
+              <w:spacing w:before="0" w:after="0" w:line="300" w:lineRule="auto"/>
+              <w:jc w:val="center"/>
+            </w:pPr>
+            <w:r>
+              <w:rPr>
+                <w:rFonts w:ascii="맑은 고딕" w:hAnsi="맑은 고딕" w:eastAsia="맑은 고딕"/>
+                <w:b/>
+                <w:color w:val="FFFFFF"/>
+                <w:sz w:val="28"/>
+                <w:u w:val="none"/>
+              </w:rPr>
+              <w:t>2</w:t>
+            </w:r>
+          </w:p>
+        </w:tc>
+        <w:tc>
+          <w:tcPr>
+            <w:tcW w:type="dxa" w:w="9071"/>
+            <w:shd w:val="clear" w:color="auto" w:fill="EEF2FB"/>
+            <w:vAlign w:val="center"/>
+          </w:tcPr>
+          <w:p>
+            <w:pPr>
+              <w:spacing w:before="0" w:after="0" w:line="300" w:lineRule="auto"/>
+              <w:ind w:left="170"/>
+              <w:jc w:val="left"/>
+            </w:pPr>
+            <w:r>
+              <w:rPr>
+                <w:rFonts w:ascii="맑은 고딕" w:hAnsi="맑은 고딕" w:eastAsia="맑은 고딕"/>
+                <w:b/>
+                <w:color w:val="1B2A5C"/>
+                <w:sz w:val="26"/>
+                <w:u w:val="none"/>
+              </w:rPr>
+              <w:t>에너지가 어떻게 바뀔까?</w:t>
+            </w:r>
+          </w:p>
+        </w:tc>
+      </w:tr>
+    </w:tbl>
+    <w:p>
+      <w:pPr>
+        <w:spacing w:before="0" w:after="0" w:line="160" w:lineRule="exact"/>
+      </w:pPr>
+      <w:r>
+        <w:rPr>
+          <w:sz w:val="4"/>
+        </w:rPr>
+      </w:r>
+    </w:p>
+    <w:tbl>
+      <w:tblPr>
+        <w:tblW w:type="auto" w:w="0"/>
+        <w:jc w:val="center"/>
+        <w:tblLayout w:type="fixed"/>
+        <w:tblLook w:firstColumn="1" w:firstRow="1" w:lastColumn="0" w:lastRow="0" w:noHBand="0" w:noVBand="1" w:val="04A0"/>
+        <w:tblLayout w:type="fixed"/>
+        <w:tblBorders>
+          <w:top w:val="nil" w:sz="6" w:space="0" w:color="AEB8D0"/>
+          <w:left w:val="nil" w:sz="6" w:space="0" w:color="AEB8D0"/>
+          <w:bottom w:val="nil" w:sz="6" w:space="0" w:color="AEB8D0"/>
+          <w:right w:val="nil" w:sz="6" w:space="0" w:color="AEB8D0"/>
+          <w:insideH w:val="nil" w:sz="6" w:space="0" w:color="AEB8D0"/>
+          <w:insideV w:val="nil" w:sz="6" w:space="0" w:color="AEB8D0"/>
+        </w:tblBorders>
+      </w:tblPr>
+      <w:tblGrid>
+        <w:gridCol w:w="1871"/>
+        <w:gridCol w:w="510"/>
+        <w:gridCol w:w="2154"/>
+        <w:gridCol w:w="510"/>
+        <w:gridCol w:w="2154"/>
+        <w:gridCol w:w="510"/>
+        <w:gridCol w:w="1927"/>
+      </w:tblGrid>
+      <w:tr>
+        <w:trPr>
+          <w:cantSplit/>
+          <w:trHeight w:val="964" w:hRule="exact"/>
+        </w:trPr>
+        <w:tc>
+          <w:tcPr>
+            <w:tcW w:type="dxa" w:w="1871"/>
+            <w:shd w:val="clear" w:color="auto" w:fill="FFF1BF"/>
+            <w:tcBorders>
+              <w:top w:val="single" w:sz="8" w:space="0" w:color="E0B93A"/>
+              <w:left w:val="single" w:sz="8" w:space="0" w:color="E0B93A"/>
+              <w:bottom w:val="single" w:sz="8" w:space="0" w:color="E0B93A"/>
+              <w:right w:val="single" w:sz="8" w:space="0" w:color="E0B93A"/>
+            </w:tcBorders>
+            <w:vAlign w:val="center"/>
+          </w:tcPr>
+          <w:p>
+            <w:pPr>
+              <w:spacing w:before="0" w:after="0" w:line="300" w:lineRule="auto"/>
+              <w:jc w:val="center"/>
+            </w:pPr>
+            <w:r>
+              <w:rPr>
+                <w:rFonts w:ascii="맑은 고딕" w:hAnsi="맑은 고딕" w:eastAsia="맑은 고딕"/>
+                <w:b/>
+                <w:color w:val="5A4500"/>
+                <w:sz w:val="23"/>
+                <w:u w:val="none"/>
+              </w:rPr>
+              <w:t>손으로</w:t>
+            </w:r>
+          </w:p>
+          <w:p>
+            <w:pPr>
+              <w:spacing w:before="0" w:after="0" w:line="300" w:lineRule="auto"/>
+              <w:jc w:val="center"/>
+            </w:pPr>
+            <w:r>
+              <w:rPr>
+                <w:rFonts w:ascii="맑은 고딕" w:hAnsi="맑은 고딕" w:eastAsia="맑은 고딕"/>
+                <w:b/>
+                <w:color w:val="5A4500"/>
+                <w:sz w:val="23"/>
+                <w:u w:val="none"/>
+              </w:rPr>
+              <w:t>흔듦</w:t>
+            </w:r>
+          </w:p>
+        </w:tc>
+        <w:tc>
+          <w:tcPr>
+            <w:tcW w:type="dxa" w:w="510"/>
+            <w:vAlign w:val="center"/>
+          </w:tcPr>
+          <w:p>
+            <w:pPr>
+              <w:spacing w:before="0" w:after="0" w:line="300" w:lineRule="auto"/>
+              <w:jc w:val="center"/>
+            </w:pPr>
+            <w:r>
+              <w:rPr>
+                <w:rFonts w:ascii="맑은 고딕" w:hAnsi="맑은 고딕" w:eastAsia="맑은 고딕"/>
+                <w:b/>
+                <w:color w:val="1B2A5C"/>
+                <w:sz w:val="36"/>
+                <w:u w:val="none"/>
+              </w:rPr>
+              <w:t>→</w:t>
+            </w:r>
+          </w:p>
+        </w:tc>
+        <w:tc>
+          <w:tcPr>
+            <w:tcW w:type="dxa" w:w="2154"/>
+            <w:tcBorders>
+              <w:top w:val="single" w:sz="8" w:space="0" w:color="8C98B8"/>
+              <w:left w:val="single" w:sz="8" w:space="0" w:color="8C98B8"/>
+              <w:bottom w:val="single" w:sz="8" w:space="0" w:color="8C98B8"/>
+              <w:right w:val="single" w:sz="8" w:space="0" w:color="8C98B8"/>
+            </w:tcBorders>
+            <w:vAlign w:val="center"/>
+          </w:tcPr>
+          <w:p>
+            <w:pPr>
+              <w:spacing w:before="0" w:after="0" w:line="300" w:lineRule="auto"/>
+              <w:jc w:val="center"/>
+            </w:pPr>
+            <w:r>
+              <w:rPr>
+                <w:rFonts w:ascii="맑은 고딕" w:hAnsi="맑은 고딕" w:eastAsia="맑은 고딕"/>
+                <w:b/>
+                <w:color w:val="0A5A30"/>
+                <w:sz w:val="23"/>
+                <w:u w:val="none"/>
+              </w:rPr>
+              <w:t>자석의 운동</w:t>
+            </w:r>
+          </w:p>
+          <w:p>
+            <w:pPr>
+              <w:spacing w:before="0" w:after="0" w:line="300" w:lineRule="auto"/>
+              <w:jc w:val="center"/>
+            </w:pPr>
+            <w:r>
+              <w:rPr>
+                <w:rFonts w:ascii="맑은 고딕" w:hAnsi="맑은 고딕" w:eastAsia="맑은 고딕"/>
+                <w:b/>
+                <w:color w:val="0A5A30"/>
+                <w:sz w:val="23"/>
+                <w:u w:val="none"/>
+              </w:rPr>
+              <w:t>에너지</w:t>
+            </w:r>
+          </w:p>
+        </w:tc>
+        <w:tc>
+          <w:tcPr>
+            <w:tcW w:type="dxa" w:w="510"/>
+            <w:vAlign w:val="center"/>
+          </w:tcPr>
+          <w:p>
+            <w:pPr>
+              <w:spacing w:before="0" w:after="0" w:line="300" w:lineRule="auto"/>
+              <w:jc w:val="center"/>
+            </w:pPr>
+            <w:r>
+              <w:rPr>
+                <w:rFonts w:ascii="맑은 고딕" w:hAnsi="맑은 고딕" w:eastAsia="맑은 고딕"/>
+                <w:b/>
+                <w:color w:val="1B2A5C"/>
+                <w:sz w:val="36"/>
+                <w:u w:val="none"/>
+              </w:rPr>
+              <w:t>→</w:t>
+            </w:r>
+          </w:p>
+        </w:tc>
+        <w:tc>
+          <w:tcPr>
+            <w:tcW w:type="dxa" w:w="2154"/>
+            <w:tcBorders>
+              <w:top w:val="single" w:sz="8" w:space="0" w:color="8C98B8"/>
+              <w:left w:val="single" w:sz="8" w:space="0" w:color="8C98B8"/>
+              <w:bottom w:val="single" w:sz="8" w:space="0" w:color="8C98B8"/>
+              <w:right w:val="single" w:sz="8" w:space="0" w:color="8C98B8"/>
+            </w:tcBorders>
+            <w:vAlign w:val="center"/>
+          </w:tcPr>
+          <w:p>
+            <w:pPr>
+              <w:spacing w:before="0" w:after="0" w:line="300" w:lineRule="auto"/>
+              <w:jc w:val="center"/>
+            </w:pPr>
+            <w:r>
+              <w:rPr>
+                <w:rFonts w:ascii="맑은 고딕" w:hAnsi="맑은 고딕" w:eastAsia="맑은 고딕"/>
+                <w:b/>
+                <w:color w:val="0A5A30"/>
+                <w:sz w:val="23"/>
+                <w:u w:val="none"/>
+              </w:rPr>
+              <w:t>전기</w:t>
+            </w:r>
+          </w:p>
+          <w:p>
+            <w:pPr>
+              <w:spacing w:before="0" w:after="0" w:line="300" w:lineRule="auto"/>
+              <w:jc w:val="center"/>
+            </w:pPr>
+            <w:r>
+              <w:rPr>
+                <w:rFonts w:ascii="맑은 고딕" w:hAnsi="맑은 고딕" w:eastAsia="맑은 고딕"/>
+                <w:b/>
+                <w:color w:val="0A5A30"/>
+                <w:sz w:val="23"/>
+                <w:u w:val="none"/>
+              </w:rPr>
+              <w:t>에너지</w:t>
+            </w:r>
+          </w:p>
+        </w:tc>
+        <w:tc>
+          <w:tcPr>
+            <w:tcW w:type="dxa" w:w="510"/>
+            <w:vAlign w:val="center"/>
+          </w:tcPr>
+          <w:p>
+            <w:pPr>
+              <w:spacing w:before="0" w:after="0" w:line="300" w:lineRule="auto"/>
+              <w:jc w:val="center"/>
+            </w:pPr>
+            <w:r>
+              <w:rPr>
+                <w:rFonts w:ascii="맑은 고딕" w:hAnsi="맑은 고딕" w:eastAsia="맑은 고딕"/>
+                <w:b/>
+                <w:color w:val="1B2A5C"/>
+                <w:sz w:val="36"/>
+                <w:u w:val="none"/>
+              </w:rPr>
+              <w:t>→</w:t>
+            </w:r>
+          </w:p>
+        </w:tc>
+        <w:tc>
+          <w:tcPr>
+            <w:tcW w:type="dxa" w:w="1928"/>
+            <w:shd w:val="clear" w:color="auto" w:fill="FFF1BF"/>
+            <w:tcBorders>
+              <w:top w:val="single" w:sz="8" w:space="0" w:color="E0B93A"/>
+              <w:left w:val="single" w:sz="8" w:space="0" w:color="E0B93A"/>
+              <w:bottom w:val="single" w:sz="8" w:space="0" w:color="E0B93A"/>
+              <w:right w:val="single" w:sz="8" w:space="0" w:color="E0B93A"/>
+            </w:tcBorders>
+            <w:vAlign w:val="center"/>
+          </w:tcPr>
+          <w:p>
+            <w:pPr>
+              <w:spacing w:before="0" w:after="0" w:line="300" w:lineRule="auto"/>
+              <w:jc w:val="center"/>
+            </w:pPr>
+            <w:r>
+              <w:rPr>
+                <w:rFonts w:ascii="맑은 고딕" w:hAnsi="맑은 고딕" w:eastAsia="맑은 고딕"/>
+                <w:b/>
+                <w:color w:val="5A4500"/>
+                <w:sz w:val="23"/>
+                <w:u w:val="none"/>
+              </w:rPr>
+              <w:t>LED의</w:t>
+            </w:r>
+          </w:p>
+          <w:p>
+            <w:pPr>
+              <w:spacing w:before="0" w:after="0" w:line="300" w:lineRule="auto"/>
+              <w:jc w:val="center"/>
+            </w:pPr>
+            <w:r>
+              <w:rPr>
+                <w:rFonts w:ascii="맑은 고딕" w:hAnsi="맑은 고딕" w:eastAsia="맑은 고딕"/>
+                <w:b/>
+                <w:color w:val="5A4500"/>
+                <w:sz w:val="23"/>
+                <w:u w:val="none"/>
+              </w:rPr>
+              <w:t>빛</w:t>
+            </w:r>
+          </w:p>
+        </w:tc>
+      </w:tr>
+    </w:tbl>
+    <w:p>
+      <w:pPr>
+        <w:spacing w:before="0" w:after="0" w:line="200" w:lineRule="exact"/>
+      </w:pPr>
+      <w:r>
+        <w:rPr>
+          <w:sz w:val="4"/>
+        </w:rPr>
+      </w:r>
+    </w:p>
+    <w:tbl>
+      <w:tblPr>
+        <w:tblW w:type="auto" w:w="0"/>
+        <w:jc w:val="center"/>
+        <w:tblLayout w:type="fixed"/>
+        <w:tblLook w:firstColumn="1" w:firstRow="1" w:lastColumn="0" w:lastRow="0" w:noHBand="0" w:noVBand="1" w:val="04A0"/>
+        <w:tblLayout w:type="fixed"/>
+        <w:tblBorders>
+          <w:top w:val="nil" w:sz="6" w:space="0" w:color="AEB8D0"/>
+          <w:left w:val="nil" w:sz="6" w:space="0" w:color="AEB8D0"/>
+          <w:bottom w:val="nil" w:sz="6" w:space="0" w:color="AEB8D0"/>
+          <w:right w:val="nil" w:sz="6" w:space="0" w:color="AEB8D0"/>
+          <w:insideH w:val="nil" w:sz="6" w:space="0" w:color="AEB8D0"/>
+          <w:insideV w:val="nil" w:sz="6" w:space="0" w:color="AEB8D0"/>
+        </w:tblBorders>
+      </w:tblPr>
+      <w:tblGrid>
+        <w:gridCol w:w="567"/>
+        <w:gridCol w:w="9072"/>
+      </w:tblGrid>
+      <w:tr>
+        <w:trPr>
+          <w:cantSplit/>
+          <w:trHeight w:val="567" w:hRule="exact"/>
+        </w:trPr>
+        <w:tc>
+          <w:tcPr>
+            <w:tcW w:type="dxa" w:w="567"/>
+            <w:shd w:val="clear" w:color="auto" w:fill="1B2A5C"/>
+            <w:vAlign w:val="center"/>
+          </w:tcPr>
+          <w:p>
+            <w:pPr>
+              <w:spacing w:before="0" w:after="0" w:line="300" w:lineRule="auto"/>
+              <w:jc w:val="center"/>
+            </w:pPr>
+            <w:r>
+              <w:rPr>
+                <w:rFonts w:ascii="맑은 고딕" w:hAnsi="맑은 고딕" w:eastAsia="맑은 고딕"/>
+                <w:b/>
+                <w:color w:val="FFFFFF"/>
+                <w:sz w:val="28"/>
+                <w:u w:val="none"/>
+              </w:rPr>
+              <w:t>3</w:t>
+            </w:r>
+          </w:p>
+        </w:tc>
+        <w:tc>
+          <w:tcPr>
+            <w:tcW w:type="dxa" w:w="9071"/>
+            <w:shd w:val="clear" w:color="auto" w:fill="EEF2FB"/>
+            <w:vAlign w:val="center"/>
+          </w:tcPr>
+          <w:p>
+            <w:pPr>
+              <w:spacing w:before="0" w:after="0" w:line="300" w:lineRule="auto"/>
+              <w:ind w:left="170"/>
+              <w:jc w:val="left"/>
+            </w:pPr>
+            <w:r>
+              <w:rPr>
+                <w:rFonts w:ascii="맑은 고딕" w:hAnsi="맑은 고딕" w:eastAsia="맑은 고딕"/>
+                <w:b/>
+                <w:color w:val="1B2A5C"/>
+                <w:sz w:val="26"/>
+                <w:u w:val="none"/>
+              </w:rPr>
+              <w:t>관찰 기록표</w:t>
+            </w:r>
+          </w:p>
+        </w:tc>
+      </w:tr>
+    </w:tbl>
+    <w:p>
+      <w:pPr>
+        <w:spacing w:before="0" w:after="0" w:line="160" w:lineRule="exact"/>
+      </w:pPr>
+      <w:r>
+        <w:rPr>
+          <w:sz w:val="4"/>
+        </w:rPr>
       </w:r>
     </w:p>
     <w:p>
       <w:pPr>
-        <w:spacing w:after="120"/>
+        <w:spacing w:after="80"/>
       </w:pPr>
       <w:r>
         <w:rPr>
           <w:rFonts w:ascii="맑은 고딕" w:hAnsi="맑은 고딕" w:eastAsia="맑은 고딕"/>
           <w:b w:val="0"/>
-          <w:sz w:val="22"/>
+          <w:color w:val="5B6784"/>
+          <w:sz w:val="20"/>
+          <w:u w:val="none"/>
         </w:rPr>
-        <w:t>코일을 지나는 (자기장)이 변할 때 코일에 전류가 흐르는 현상을 (전자기 유도)라고 한다. 이때 흐르는 전류를 (유도 전류)라고 한다. 자석이 왕복하므로 전류의 방향이 번갈아 바뀌는 (교류)가 만들어진다.</w:t>
-      </w:r>
-    </w:p>
-    <w:p>
-      <w:pPr>
-        <w:keepNext/>
-        <w:spacing w:before="320" w:after="80"/>
-        <w:pBdr>
-          <w:bottom w:val="single" w:sz="6" w:space="1" w:color="FFC933"/>
-        </w:pBdr>
-      </w:pPr>
-      <w:r>
-        <w:rPr>
-          <w:rFonts w:ascii="맑은 고딕" w:hAnsi="맑은 고딕" w:eastAsia="맑은 고딕"/>
-          <w:b/>
-          <w:color w:val="1B2A5C"/>
-          <w:sz w:val="26"/>
-        </w:rPr>
-        <w:t>2. 에너지 전환 쓰기</w:t>
-      </w:r>
-    </w:p>
-    <w:p>
-      <w:pPr>
-        <w:spacing w:after="120"/>
-      </w:pPr>
-      <w:r>
-        <w:rPr>
-          <w:rFonts w:ascii="맑은 고딕" w:hAnsi="맑은 고딕" w:eastAsia="맑은 고딕"/>
-          <w:b w:val="0"/>
-          <w:sz w:val="22"/>
-        </w:rPr>
-        <w:t>손으로 흔듦  →  (자석의 운동) 에너지  →  (전기) 에너지  →  LED의 빛</w:t>
-      </w:r>
-    </w:p>
-    <w:p>
-      <w:pPr>
-        <w:keepNext/>
-        <w:spacing w:before="320" w:after="80"/>
-        <w:pBdr>
-          <w:bottom w:val="single" w:sz="6" w:space="1" w:color="FFC933"/>
-        </w:pBdr>
-      </w:pPr>
-      <w:r>
-        <w:rPr>
-          <w:rFonts w:ascii="맑은 고딕" w:hAnsi="맑은 고딕" w:eastAsia="맑은 고딕"/>
-          <w:b/>
-          <w:color w:val="1B2A5C"/>
-          <w:sz w:val="26"/>
-        </w:rPr>
-        <w:t>3. 관찰 기록표</w:t>
-      </w:r>
-    </w:p>
-    <w:p>
-      <w:pPr>
-        <w:spacing w:after="120"/>
-      </w:pPr>
-      <w:r>
-        <w:rPr>
-          <w:rFonts w:ascii="맑은 고딕" w:hAnsi="맑은 고딕" w:eastAsia="맑은 고딕"/>
-          <w:b w:val="0"/>
-          <w:sz w:val="22"/>
-        </w:rPr>
-        <w:t>같은 손발전기를 아래 조건으로 15초씩 흔들고 LED를 관찰하여 기록한다.  (밝기: ◎ 밝음  ○ 보통  △ 희미  × 안 켜짐)</w:t>
+        <w:t>밝기 기호:  ◎ 밝음   ○ 보통   △ 희미   × 안 켜짐</w:t>
       </w:r>
     </w:p>
     <w:tbl>
       <w:tblPr>
-        <w:tblStyle w:val="TableGrid"/>
         <w:tblW w:type="auto" w:w="0"/>
         <w:jc w:val="center"/>
+        <w:tblLayout w:type="fixed"/>
         <w:tblLook w:firstColumn="1" w:firstRow="1" w:lastColumn="0" w:lastRow="0" w:noHBand="0" w:noVBand="1" w:val="04A0"/>
+        <w:tblLayout w:type="fixed"/>
+        <w:tblBorders>
+          <w:top w:val="single" w:sz="6" w:space="0" w:color="AEB8D0"/>
+          <w:left w:val="single" w:sz="6" w:space="0" w:color="AEB8D0"/>
+          <w:bottom w:val="single" w:sz="6" w:space="0" w:color="AEB8D0"/>
+          <w:right w:val="single" w:sz="6" w:space="0" w:color="AEB8D0"/>
+          <w:insideH w:val="single" w:sz="6" w:space="0" w:color="AEB8D0"/>
+          <w:insideV w:val="single" w:sz="6" w:space="0" w:color="AEB8D0"/>
+        </w:tblBorders>
       </w:tblPr>
       <w:tblGrid>
-        <w:gridCol w:w="2353"/>
-        <w:gridCol w:w="2353"/>
-        <w:gridCol w:w="2353"/>
-        <w:gridCol w:w="2353"/>
+        <w:gridCol w:w="3061"/>
+        <w:gridCol w:w="1474"/>
+        <w:gridCol w:w="1701"/>
+        <w:gridCol w:w="3402"/>
       </w:tblGrid>
       <w:tr>
+        <w:trPr>
+          <w:cantSplit/>
+          <w:trHeight w:val="652" w:hRule="exact"/>
+        </w:trPr>
         <w:tc>
           <w:tcPr>
-            <w:tcW w:type="dxa" w:w="2948"/>
-            <w:shd w:val="clear" w:color="auto" w:fill="E3E9F7"/>
+            <w:tcW w:type="dxa" w:w="3061"/>
+            <w:shd w:val="clear" w:color="auto" w:fill="1B2A5C"/>
+            <w:vAlign w:val="center"/>
           </w:tcPr>
           <w:p>
             <w:pPr>
+              <w:spacing w:before="0" w:after="0" w:line="300" w:lineRule="auto"/>
               <w:jc w:val="center"/>
             </w:pPr>
-            <w:r/>
             <w:r>
               <w:rPr>
                 <w:rFonts w:ascii="맑은 고딕" w:hAnsi="맑은 고딕" w:eastAsia="맑은 고딕"/>
                 <w:b/>
+                <w:color w:val="FFFFFF"/>
                 <w:sz w:val="21"/>
+                <w:u w:val="none"/>
               </w:rPr>
-              <w:t>조건</w:t>
+              <w:t>조건 (15초씩 흔들기)</w:t>
             </w:r>
           </w:p>
         </w:tc>
         <w:tc>
           <w:tcPr>
-            <w:tcW w:type="dxa" w:w="1587"/>
-            <w:shd w:val="clear" w:color="auto" w:fill="E3E9F7"/>
+            <w:tcW w:type="dxa" w:w="1474"/>
+            <w:shd w:val="clear" w:color="auto" w:fill="1B2A5C"/>
+            <w:vAlign w:val="center"/>
           </w:tcPr>
           <w:p>
             <w:pPr>
+              <w:spacing w:before="0" w:after="0" w:line="300" w:lineRule="auto"/>
               <w:jc w:val="center"/>
             </w:pPr>
-            <w:r/>
             <w:r>
               <w:rPr>
                 <w:rFonts w:ascii="맑은 고딕" w:hAnsi="맑은 고딕" w:eastAsia="맑은 고딕"/>
                 <w:b/>
+                <w:color w:val="FFFFFF"/>
                 <w:sz w:val="21"/>
+                <w:u w:val="none"/>
               </w:rPr>
               <w:t>LED 밝기</w:t>
             </w:r>
@@ -234,39 +1060,61 @@
         </w:tc>
         <w:tc>
           <w:tcPr>
-            <w:tcW w:type="dxa" w:w="2041"/>
-            <w:shd w:val="clear" w:color="auto" w:fill="E3E9F7"/>
+            <w:tcW w:type="dxa" w:w="1701"/>
+            <w:shd w:val="clear" w:color="auto" w:fill="1B2A5C"/>
+            <w:vAlign w:val="center"/>
           </w:tcPr>
           <w:p>
             <w:pPr>
+              <w:spacing w:before="0" w:after="0" w:line="300" w:lineRule="auto"/>
               <w:jc w:val="center"/>
             </w:pPr>
-            <w:r/>
             <w:r>
               <w:rPr>
                 <w:rFonts w:ascii="맑은 고딕" w:hAnsi="맑은 고딕" w:eastAsia="맑은 고딕"/>
                 <w:b/>
+                <w:color w:val="FFFFFF"/>
                 <w:sz w:val="21"/>
+                <w:u w:val="none"/>
               </w:rPr>
-              <w:t>깜빡임 횟수(대략)</w:t>
+              <w:t>깜빡임 횟수</w:t>
+            </w:r>
+          </w:p>
+          <w:p>
+            <w:pPr>
+              <w:spacing w:before="0" w:after="0" w:line="300" w:lineRule="auto"/>
+              <w:jc w:val="center"/>
+            </w:pPr>
+            <w:r>
+              <w:rPr>
+                <w:rFonts w:ascii="맑은 고딕" w:hAnsi="맑은 고딕" w:eastAsia="맑은 고딕"/>
+                <w:b/>
+                <w:color w:val="FFFFFF"/>
+                <w:sz w:val="21"/>
+                <w:u w:val="none"/>
+              </w:rPr>
+              <w:t>(대략)</w:t>
             </w:r>
           </w:p>
         </w:tc>
         <w:tc>
           <w:tcPr>
-            <w:tcW w:type="dxa" w:w="2778"/>
-            <w:shd w:val="clear" w:color="auto" w:fill="E3E9F7"/>
+            <w:tcW w:type="dxa" w:w="3402"/>
+            <w:shd w:val="clear" w:color="auto" w:fill="1B2A5C"/>
+            <w:vAlign w:val="center"/>
           </w:tcPr>
           <w:p>
             <w:pPr>
+              <w:spacing w:before="0" w:after="0" w:line="300" w:lineRule="auto"/>
               <w:jc w:val="center"/>
             </w:pPr>
-            <w:r/>
             <w:r>
               <w:rPr>
                 <w:rFonts w:ascii="맑은 고딕" w:hAnsi="맑은 고딕" w:eastAsia="맑은 고딕"/>
                 <w:b/>
+                <w:color w:val="FFFFFF"/>
                 <w:sz w:val="21"/>
+                <w:u w:val="none"/>
               </w:rPr>
               <w:t>느낀 점</w:t>
             </w:r>
@@ -275,38 +1123,50 @@
       </w:tr>
       <w:tr>
         <w:trPr>
-          <w:trHeight w:val="624"/>
+          <w:cantSplit/>
+          <w:trHeight w:val="680" w:hRule="exact"/>
         </w:trPr>
         <w:tc>
           <w:tcPr>
-            <w:tcW w:type="dxa" w:w="2948"/>
+            <w:tcW w:type="dxa" w:w="3061"/>
+            <w:shd w:val="clear" w:color="auto" w:fill="F5F7FB"/>
+            <w:vAlign w:val="center"/>
           </w:tcPr>
           <w:p>
-            <w:r/>
+            <w:pPr>
+              <w:spacing w:before="0" w:after="0" w:line="300" w:lineRule="auto"/>
+              <w:ind w:left="113"/>
+              <w:jc w:val="left"/>
+            </w:pPr>
             <w:r>
               <w:rPr>
                 <w:rFonts w:ascii="맑은 고딕" w:hAnsi="맑은 고딕" w:eastAsia="맑은 고딕"/>
                 <w:b/>
+                <w:color w:val="1B2A5C"/>
                 <w:sz w:val="21"/>
+                <w:u w:val="none"/>
               </w:rPr>
-              <w:t>자석 가만히 두기</w:t>
+              <w:t>자석을 가만히 두기</w:t>
             </w:r>
           </w:p>
         </w:tc>
         <w:tc>
           <w:tcPr>
-            <w:tcW w:type="dxa" w:w="1587"/>
+            <w:tcW w:type="dxa" w:w="1474"/>
+            <w:vAlign w:val="center"/>
           </w:tcPr>
           <w:p>
             <w:pPr>
+              <w:spacing w:before="0" w:after="0" w:line="300" w:lineRule="auto"/>
               <w:jc w:val="center"/>
             </w:pPr>
-            <w:r/>
             <w:r>
               <w:rPr>
                 <w:rFonts w:ascii="맑은 고딕" w:hAnsi="맑은 고딕" w:eastAsia="맑은 고딕"/>
-                <w:b w:val="0"/>
-                <w:sz w:val="21"/>
+                <w:b/>
+                <w:color w:val="0A5A30"/>
+                <w:sz w:val="28"/>
+                <w:u w:val="none"/>
               </w:rPr>
               <w:t>×</w:t>
             </w:r>
@@ -314,18 +1174,21 @@
         </w:tc>
         <w:tc>
           <w:tcPr>
-            <w:tcW w:type="dxa" w:w="2041"/>
+            <w:tcW w:type="dxa" w:w="1701"/>
+            <w:vAlign w:val="center"/>
           </w:tcPr>
           <w:p>
             <w:pPr>
+              <w:spacing w:before="0" w:after="0" w:line="300" w:lineRule="auto"/>
               <w:jc w:val="center"/>
             </w:pPr>
-            <w:r/>
             <w:r>
               <w:rPr>
                 <w:rFonts w:ascii="맑은 고딕" w:hAnsi="맑은 고딕" w:eastAsia="맑은 고딕"/>
-                <w:b w:val="0"/>
-                <w:sz w:val="21"/>
+                <w:b/>
+                <w:color w:val="0A5A30"/>
+                <w:sz w:val="28"/>
+                <w:u w:val="none"/>
               </w:rPr>
               <w:t>0</w:t>
             </w:r>
@@ -333,35 +1196,35 @@
         </w:tc>
         <w:tc>
           <w:tcPr>
-            <w:tcW w:type="dxa" w:w="2778"/>
+            <w:tcW w:type="dxa" w:w="3402"/>
           </w:tcPr>
-          <w:p>
-            <w:r/>
-            <w:r>
-              <w:rPr>
-                <w:rFonts w:ascii="맑은 고딕" w:hAnsi="맑은 고딕" w:eastAsia="맑은 고딕"/>
-                <w:b w:val="0"/>
-                <w:sz w:val="21"/>
-              </w:rPr>
-            </w:r>
-          </w:p>
+          <w:p/>
         </w:tc>
       </w:tr>
       <w:tr>
         <w:trPr>
-          <w:trHeight w:val="624"/>
+          <w:cantSplit/>
+          <w:trHeight w:val="680" w:hRule="exact"/>
         </w:trPr>
         <w:tc>
           <w:tcPr>
-            <w:tcW w:type="dxa" w:w="2948"/>
+            <w:tcW w:type="dxa" w:w="3061"/>
+            <w:shd w:val="clear" w:color="auto" w:fill="F5F7FB"/>
+            <w:vAlign w:val="center"/>
           </w:tcPr>
           <w:p>
-            <w:r/>
+            <w:pPr>
+              <w:spacing w:before="0" w:after="0" w:line="300" w:lineRule="auto"/>
+              <w:ind w:left="113"/>
+              <w:jc w:val="left"/>
+            </w:pPr>
             <w:r>
               <w:rPr>
                 <w:rFonts w:ascii="맑은 고딕" w:hAnsi="맑은 고딕" w:eastAsia="맑은 고딕"/>
                 <w:b/>
+                <w:color w:val="1B2A5C"/>
                 <w:sz w:val="21"/>
+                <w:u w:val="none"/>
               </w:rPr>
               <w:t>천천히 흔들기</w:t>
             </w:r>
@@ -369,18 +1232,21 @@
         </w:tc>
         <w:tc>
           <w:tcPr>
-            <w:tcW w:type="dxa" w:w="1587"/>
+            <w:tcW w:type="dxa" w:w="1474"/>
+            <w:vAlign w:val="center"/>
           </w:tcPr>
           <w:p>
             <w:pPr>
+              <w:spacing w:before="0" w:after="0" w:line="300" w:lineRule="auto"/>
               <w:jc w:val="center"/>
             </w:pPr>
-            <w:r/>
             <w:r>
               <w:rPr>
                 <w:rFonts w:ascii="맑은 고딕" w:hAnsi="맑은 고딕" w:eastAsia="맑은 고딕"/>
-                <w:b w:val="0"/>
-                <w:sz w:val="21"/>
+                <w:b/>
+                <w:color w:val="0A5A30"/>
+                <w:sz w:val="28"/>
+                <w:u w:val="none"/>
               </w:rPr>
               <w:t>△</w:t>
             </w:r>
@@ -388,72 +1254,63 @@
         </w:tc>
         <w:tc>
           <w:tcPr>
-            <w:tcW w:type="dxa" w:w="2041"/>
+            <w:tcW w:type="dxa" w:w="1701"/>
+          </w:tcPr>
+          <w:p/>
+        </w:tc>
+        <w:tc>
+          <w:tcPr>
+            <w:tcW w:type="dxa" w:w="3402"/>
+          </w:tcPr>
+          <w:p/>
+        </w:tc>
+      </w:tr>
+      <w:tr>
+        <w:trPr>
+          <w:cantSplit/>
+          <w:trHeight w:val="680" w:hRule="exact"/>
+        </w:trPr>
+        <w:tc>
+          <w:tcPr>
+            <w:tcW w:type="dxa" w:w="3061"/>
+            <w:shd w:val="clear" w:color="auto" w:fill="F5F7FB"/>
+            <w:vAlign w:val="center"/>
           </w:tcPr>
           <w:p>
             <w:pPr>
-              <w:jc w:val="center"/>
+              <w:spacing w:before="0" w:after="0" w:line="300" w:lineRule="auto"/>
+              <w:ind w:left="113"/>
+              <w:jc w:val="left"/>
             </w:pPr>
-            <w:r/>
             <w:r>
               <w:rPr>
                 <w:rFonts w:ascii="맑은 고딕" w:hAnsi="맑은 고딕" w:eastAsia="맑은 고딕"/>
-                <w:b w:val="0"/>
+                <w:b/>
+                <w:color w:val="1B2A5C"/>
                 <w:sz w:val="21"/>
+                <w:u w:val="none"/>
               </w:rPr>
+              <w:t>보통 빠르기로 흔들기</w:t>
             </w:r>
           </w:p>
         </w:tc>
         <w:tc>
           <w:tcPr>
-            <w:tcW w:type="dxa" w:w="2778"/>
+            <w:tcW w:type="dxa" w:w="1474"/>
+            <w:vAlign w:val="center"/>
           </w:tcPr>
           <w:p>
-            <w:r/>
-            <w:r>
-              <w:rPr>
-                <w:rFonts w:ascii="맑은 고딕" w:hAnsi="맑은 고딕" w:eastAsia="맑은 고딕"/>
-                <w:b w:val="0"/>
-                <w:sz w:val="21"/>
-              </w:rPr>
-            </w:r>
-          </w:p>
-        </w:tc>
-      </w:tr>
-      <w:tr>
-        <w:trPr>
-          <w:trHeight w:val="624"/>
-        </w:trPr>
-        <w:tc>
-          <w:tcPr>
-            <w:tcW w:type="dxa" w:w="2948"/>
-          </w:tcPr>
-          <w:p>
-            <w:r/>
+            <w:pPr>
+              <w:spacing w:before="0" w:after="0" w:line="300" w:lineRule="auto"/>
+              <w:jc w:val="center"/>
+            </w:pPr>
             <w:r>
               <w:rPr>
                 <w:rFonts w:ascii="맑은 고딕" w:hAnsi="맑은 고딕" w:eastAsia="맑은 고딕"/>
                 <w:b/>
-                <w:sz w:val="21"/>
-              </w:rPr>
-              <w:t>보통 빠르기</w:t>
-            </w:r>
-          </w:p>
-        </w:tc>
-        <w:tc>
-          <w:tcPr>
-            <w:tcW w:type="dxa" w:w="1587"/>
-          </w:tcPr>
-          <w:p>
-            <w:pPr>
-              <w:jc w:val="center"/>
-            </w:pPr>
-            <w:r/>
-            <w:r>
-              <w:rPr>
-                <w:rFonts w:ascii="맑은 고딕" w:hAnsi="맑은 고딕" w:eastAsia="맑은 고딕"/>
-                <w:b w:val="0"/>
-                <w:sz w:val="21"/>
+                <w:color w:val="0A5A30"/>
+                <w:sz w:val="28"/>
+                <w:u w:val="none"/>
               </w:rPr>
               <w:t>○</w:t>
             </w:r>
@@ -461,72 +1318,63 @@
         </w:tc>
         <w:tc>
           <w:tcPr>
-            <w:tcW w:type="dxa" w:w="2041"/>
+            <w:tcW w:type="dxa" w:w="1701"/>
+          </w:tcPr>
+          <w:p/>
+        </w:tc>
+        <w:tc>
+          <w:tcPr>
+            <w:tcW w:type="dxa" w:w="3402"/>
+          </w:tcPr>
+          <w:p/>
+        </w:tc>
+      </w:tr>
+      <w:tr>
+        <w:trPr>
+          <w:cantSplit/>
+          <w:trHeight w:val="680" w:hRule="exact"/>
+        </w:trPr>
+        <w:tc>
+          <w:tcPr>
+            <w:tcW w:type="dxa" w:w="3061"/>
+            <w:shd w:val="clear" w:color="auto" w:fill="F5F7FB"/>
+            <w:vAlign w:val="center"/>
           </w:tcPr>
           <w:p>
             <w:pPr>
-              <w:jc w:val="center"/>
+              <w:spacing w:before="0" w:after="0" w:line="300" w:lineRule="auto"/>
+              <w:ind w:left="113"/>
+              <w:jc w:val="left"/>
             </w:pPr>
-            <w:r/>
             <w:r>
               <w:rPr>
                 <w:rFonts w:ascii="맑은 고딕" w:hAnsi="맑은 고딕" w:eastAsia="맑은 고딕"/>
-                <w:b w:val="0"/>
+                <w:b/>
+                <w:color w:val="1B2A5C"/>
                 <w:sz w:val="21"/>
+                <w:u w:val="none"/>
               </w:rPr>
+              <w:t>매우 빠르게 흔들기</w:t>
             </w:r>
           </w:p>
         </w:tc>
         <w:tc>
           <w:tcPr>
-            <w:tcW w:type="dxa" w:w="2778"/>
+            <w:tcW w:type="dxa" w:w="1474"/>
+            <w:vAlign w:val="center"/>
           </w:tcPr>
           <w:p>
-            <w:r/>
-            <w:r>
-              <w:rPr>
-                <w:rFonts w:ascii="맑은 고딕" w:hAnsi="맑은 고딕" w:eastAsia="맑은 고딕"/>
-                <w:b w:val="0"/>
-                <w:sz w:val="21"/>
-              </w:rPr>
-            </w:r>
-          </w:p>
-        </w:tc>
-      </w:tr>
-      <w:tr>
-        <w:trPr>
-          <w:trHeight w:val="624"/>
-        </w:trPr>
-        <w:tc>
-          <w:tcPr>
-            <w:tcW w:type="dxa" w:w="2948"/>
-          </w:tcPr>
-          <w:p>
-            <w:r/>
+            <w:pPr>
+              <w:spacing w:before="0" w:after="0" w:line="300" w:lineRule="auto"/>
+              <w:jc w:val="center"/>
+            </w:pPr>
             <w:r>
               <w:rPr>
                 <w:rFonts w:ascii="맑은 고딕" w:hAnsi="맑은 고딕" w:eastAsia="맑은 고딕"/>
                 <w:b/>
-                <w:sz w:val="21"/>
-              </w:rPr>
-              <w:t>매우 빠르게</w:t>
-            </w:r>
-          </w:p>
-        </w:tc>
-        <w:tc>
-          <w:tcPr>
-            <w:tcW w:type="dxa" w:w="1587"/>
-          </w:tcPr>
-          <w:p>
-            <w:pPr>
-              <w:jc w:val="center"/>
-            </w:pPr>
-            <w:r/>
-            <w:r>
-              <w:rPr>
-                <w:rFonts w:ascii="맑은 고딕" w:hAnsi="맑은 고딕" w:eastAsia="맑은 고딕"/>
-                <w:b w:val="0"/>
-                <w:sz w:val="21"/>
+                <w:color w:val="0A5A30"/>
+                <w:sz w:val="28"/>
+                <w:u w:val="none"/>
               </w:rPr>
               <w:t>◎</w:t>
             </w:r>
@@ -534,106 +1382,163 @@
         </w:tc>
         <w:tc>
           <w:tcPr>
-            <w:tcW w:type="dxa" w:w="2041"/>
+            <w:tcW w:type="dxa" w:w="1701"/>
+          </w:tcPr>
+          <w:p/>
+        </w:tc>
+        <w:tc>
+          <w:tcPr>
+            <w:tcW w:type="dxa" w:w="3402"/>
+          </w:tcPr>
+          <w:p/>
+        </w:tc>
+      </w:tr>
+      <w:tr>
+        <w:trPr>
+          <w:cantSplit/>
+          <w:trHeight w:val="680" w:hRule="exact"/>
+        </w:trPr>
+        <w:tc>
+          <w:tcPr>
+            <w:tcW w:type="dxa" w:w="3061"/>
+            <w:shd w:val="clear" w:color="auto" w:fill="F5F7FB"/>
+            <w:vAlign w:val="center"/>
           </w:tcPr>
           <w:p>
             <w:pPr>
-              <w:jc w:val="center"/>
+              <w:spacing w:before="0" w:after="0" w:line="300" w:lineRule="auto"/>
+              <w:ind w:left="113"/>
+              <w:jc w:val="left"/>
             </w:pPr>
-            <w:r/>
             <w:r>
               <w:rPr>
                 <w:rFonts w:ascii="맑은 고딕" w:hAnsi="맑은 고딕" w:eastAsia="맑은 고딕"/>
-                <w:b w:val="0"/>
+                <w:b/>
+                <w:color w:val="1B2A5C"/>
                 <w:sz w:val="21"/>
+                <w:u w:val="none"/>
               </w:rPr>
+              <w:t>LED 방향을 바꿔 끼우기 (선택)</w:t>
             </w:r>
           </w:p>
         </w:tc>
         <w:tc>
           <w:tcPr>
-            <w:tcW w:type="dxa" w:w="2778"/>
+            <w:tcW w:type="dxa" w:w="1474"/>
           </w:tcPr>
-          <w:p>
-            <w:r/>
-            <w:r>
-              <w:rPr>
-                <w:rFonts w:ascii="맑은 고딕" w:hAnsi="맑은 고딕" w:eastAsia="맑은 고딕"/>
-                <w:b w:val="0"/>
-                <w:sz w:val="21"/>
-              </w:rPr>
-            </w:r>
-          </w:p>
+          <w:p/>
+        </w:tc>
+        <w:tc>
+          <w:tcPr>
+            <w:tcW w:type="dxa" w:w="1701"/>
+          </w:tcPr>
+          <w:p/>
+        </w:tc>
+        <w:tc>
+          <w:tcPr>
+            <w:tcW w:type="dxa" w:w="3402"/>
+          </w:tcPr>
+          <w:p/>
         </w:tc>
       </w:tr>
+    </w:tbl>
+    <w:p>
+      <w:pPr>
+        <w:spacing w:before="0" w:after="0" w:line="80" w:lineRule="exact"/>
+      </w:pPr>
+      <w:r>
+        <w:rPr>
+          <w:sz w:val="4"/>
+        </w:rPr>
+      </w:r>
+    </w:p>
+    <w:p>
+      <w:r>
+        <w:rPr>
+          <w:rFonts w:ascii="맑은 고딕" w:hAnsi="맑은 고딕" w:eastAsia="맑은 고딕"/>
+          <w:b/>
+          <w:color w:val="0A5A30"/>
+          <w:sz w:val="20"/>
+          <w:u w:val="none"/>
+        </w:rPr>
+        <w:t>예상: 가만히 두면 ×, 빠를수록 밝고 깜빡임이 많아진다.</w:t>
+      </w:r>
+    </w:p>
+    <w:p>
+      <w:pPr>
+        <w:pageBreakBefore/>
+        <w:spacing w:before="0" w:after="0" w:line="40" w:lineRule="exact"/>
+      </w:pPr>
+    </w:p>
+    <w:tbl>
+      <w:tblPr>
+        <w:tblW w:type="auto" w:w="0"/>
+        <w:jc w:val="center"/>
+        <w:tblLayout w:type="fixed"/>
+        <w:tblLook w:firstColumn="1" w:firstRow="1" w:lastColumn="0" w:lastRow="0" w:noHBand="0" w:noVBand="1" w:val="04A0"/>
+        <w:tblLayout w:type="fixed"/>
+        <w:tblBorders>
+          <w:top w:val="nil" w:sz="6" w:space="0" w:color="AEB8D0"/>
+          <w:left w:val="nil" w:sz="6" w:space="0" w:color="AEB8D0"/>
+          <w:bottom w:val="nil" w:sz="6" w:space="0" w:color="AEB8D0"/>
+          <w:right w:val="nil" w:sz="6" w:space="0" w:color="AEB8D0"/>
+          <w:insideH w:val="nil" w:sz="6" w:space="0" w:color="AEB8D0"/>
+          <w:insideV w:val="nil" w:sz="6" w:space="0" w:color="AEB8D0"/>
+        </w:tblBorders>
+      </w:tblPr>
+      <w:tblGrid>
+        <w:gridCol w:w="567"/>
+        <w:gridCol w:w="9072"/>
+      </w:tblGrid>
       <w:tr>
         <w:trPr>
-          <w:trHeight w:val="624"/>
+          <w:cantSplit/>
+          <w:trHeight w:val="567" w:hRule="exact"/>
         </w:trPr>
         <w:tc>
           <w:tcPr>
-            <w:tcW w:type="dxa" w:w="2948"/>
+            <w:tcW w:type="dxa" w:w="567"/>
+            <w:shd w:val="clear" w:color="auto" w:fill="1B2A5C"/>
+            <w:vAlign w:val="center"/>
           </w:tcPr>
           <w:p>
-            <w:r/>
+            <w:pPr>
+              <w:spacing w:before="0" w:after="0" w:line="300" w:lineRule="auto"/>
+              <w:jc w:val="center"/>
+            </w:pPr>
             <w:r>
               <w:rPr>
                 <w:rFonts w:ascii="맑은 고딕" w:hAnsi="맑은 고딕" w:eastAsia="맑은 고딕"/>
                 <w:b/>
-                <w:sz w:val="21"/>
+                <w:color w:val="FFFFFF"/>
+                <w:sz w:val="28"/>
+                <w:u w:val="none"/>
               </w:rPr>
-              <w:t>LED 방향 바꿔 끼우기 (선택)</w:t>
+              <w:t>4</w:t>
             </w:r>
           </w:p>
         </w:tc>
         <w:tc>
           <w:tcPr>
-            <w:tcW w:type="dxa" w:w="1587"/>
+            <w:tcW w:type="dxa" w:w="9071"/>
+            <w:shd w:val="clear" w:color="auto" w:fill="EEF2FB"/>
+            <w:vAlign w:val="center"/>
           </w:tcPr>
           <w:p>
             <w:pPr>
-              <w:jc w:val="center"/>
+              <w:spacing w:before="0" w:after="0" w:line="300" w:lineRule="auto"/>
+              <w:ind w:left="170"/>
+              <w:jc w:val="left"/>
             </w:pPr>
-            <w:r/>
             <w:r>
               <w:rPr>
                 <w:rFonts w:ascii="맑은 고딕" w:hAnsi="맑은 고딕" w:eastAsia="맑은 고딕"/>
-                <w:b w:val="0"/>
-                <w:sz w:val="21"/>
+                <w:b/>
+                <w:color w:val="1B2A5C"/>
+                <w:sz w:val="26"/>
+                <w:u w:val="none"/>
               </w:rPr>
-            </w:r>
-          </w:p>
-        </w:tc>
-        <w:tc>
-          <w:tcPr>
-            <w:tcW w:type="dxa" w:w="2041"/>
-          </w:tcPr>
-          <w:p>
-            <w:pPr>
-              <w:jc w:val="center"/>
-            </w:pPr>
-            <w:r/>
-            <w:r>
-              <w:rPr>
-                <w:rFonts w:ascii="맑은 고딕" w:hAnsi="맑은 고딕" w:eastAsia="맑은 고딕"/>
-                <w:b w:val="0"/>
-                <w:sz w:val="21"/>
-              </w:rPr>
-            </w:r>
-          </w:p>
-        </w:tc>
-        <w:tc>
-          <w:tcPr>
-            <w:tcW w:type="dxa" w:w="2778"/>
-          </w:tcPr>
-          <w:p>
-            <w:r/>
-            <w:r>
-              <w:rPr>
-                <w:rFonts w:ascii="맑은 고딕" w:hAnsi="맑은 고딕" w:eastAsia="맑은 고딕"/>
-                <w:b w:val="0"/>
-                <w:sz w:val="21"/>
-              </w:rPr>
+              <w:t>탐구 질문</w:t>
             </w:r>
           </w:p>
         </w:tc>
@@ -641,211 +1546,698 @@
     </w:tbl>
     <w:p>
       <w:pPr>
-        <w:spacing w:after="40"/>
+        <w:spacing w:before="0" w:after="0" w:line="160" w:lineRule="exact"/>
       </w:pPr>
+      <w:r>
+        <w:rPr>
+          <w:sz w:val="4"/>
+        </w:rPr>
+      </w:r>
     </w:p>
     <w:p>
       <w:pPr>
         <w:keepNext/>
-        <w:spacing w:before="320" w:after="80"/>
-        <w:pBdr>
-          <w:bottom w:val="single" w:sz="6" w:space="1" w:color="FFC933"/>
-        </w:pBdr>
+        <w:spacing w:after="80"/>
       </w:pPr>
       <w:r>
         <w:rPr>
           <w:rFonts w:ascii="맑은 고딕" w:hAnsi="맑은 고딕" w:eastAsia="맑은 고딕"/>
           <w:b/>
           <w:color w:val="1B2A5C"/>
-          <w:sz w:val="26"/>
+          <w:sz w:val="23"/>
+          <w:u w:val="none"/>
         </w:rPr>
-        <w:t>4. 탐구 질문</w:t>
+        <w:t xml:space="preserve">(1) </w:t>
+      </w:r>
+      <w:r>
+        <w:rPr>
+          <w:rFonts w:ascii="맑은 고딕" w:hAnsi="맑은 고딕" w:eastAsia="맑은 고딕"/>
+          <w:b w:val="0"/>
+          <w:color w:val="222222"/>
+          <w:sz w:val="23"/>
+          <w:u w:val="none"/>
+        </w:rPr>
+        <w:t>자석을 코일 속에 가만히 두면 LED가 켜지지 않는 이유를 설명하시오.</w:t>
+      </w:r>
+    </w:p>
+    <w:tbl>
+      <w:tblPr>
+        <w:tblW w:type="auto" w:w="0"/>
+        <w:jc w:val="center"/>
+        <w:tblLayout w:type="fixed"/>
+        <w:tblLook w:firstColumn="1" w:firstRow="1" w:lastColumn="0" w:lastRow="0" w:noHBand="0" w:noVBand="1" w:val="04A0"/>
+        <w:tblLayout w:type="fixed"/>
+        <w:tblBorders>
+          <w:top w:val="single" w:sz="8" w:space="0" w:color="AEB8D0"/>
+          <w:left w:val="single" w:sz="8" w:space="0" w:color="AEB8D0"/>
+          <w:bottom w:val="single" w:sz="8" w:space="0" w:color="AEB8D0"/>
+          <w:right w:val="single" w:sz="8" w:space="0" w:color="AEB8D0"/>
+          <w:insideH w:val="single" w:sz="8" w:space="0" w:color="AEB8D0"/>
+          <w:insideV w:val="single" w:sz="8" w:space="0" w:color="AEB8D0"/>
+        </w:tblBorders>
+      </w:tblPr>
+      <w:tblGrid>
+        <w:gridCol w:w="9639"/>
+      </w:tblGrid>
+      <w:tr>
+        <w:trPr>
+          <w:cantSplit/>
+          <w:trHeight w:val="1757" w:hRule="atLeast"/>
+        </w:trPr>
+        <w:tc>
+          <w:tcPr>
+            <w:tcW w:type="dxa" w:w="9638"/>
+            <w:vAlign w:val="top"/>
+            <w:shd w:val="clear" w:color="auto" w:fill="EAF6EF"/>
+          </w:tcPr>
+          <w:p>
+            <w:pPr>
+              <w:spacing w:before="0" w:after="0" w:line="300" w:lineRule="auto"/>
+              <w:ind w:left="113"/>
+              <w:jc w:val="left"/>
+            </w:pPr>
+            <w:r>
+              <w:rPr>
+                <w:rFonts w:ascii="맑은 고딕" w:hAnsi="맑은 고딕" w:eastAsia="맑은 고딕"/>
+                <w:b/>
+                <w:color w:val="0A5A30"/>
+                <w:sz w:val="21"/>
+                <w:u w:val="none"/>
+              </w:rPr>
+              <w:t>정답  자석이 멈추면 코일을 지나는 자기장이 변하지 않아 유도 전류가 생기지 않는다.</w:t>
+            </w:r>
+          </w:p>
+        </w:tc>
+      </w:tr>
+    </w:tbl>
+    <w:p>
+      <w:pPr>
+        <w:spacing w:before="0" w:after="0" w:line="240" w:lineRule="exact"/>
+      </w:pPr>
+      <w:r>
+        <w:rPr>
+          <w:sz w:val="4"/>
+        </w:rPr>
       </w:r>
     </w:p>
     <w:p>
       <w:pPr>
         <w:keepNext/>
-        <w:spacing w:after="40"/>
-      </w:pPr>
-      <w:r>
-        <w:rPr>
-          <w:rFonts w:ascii="맑은 고딕" w:hAnsi="맑은 고딕" w:eastAsia="맑은 고딕"/>
-          <w:b w:val="0"/>
-          <w:sz w:val="22"/>
-        </w:rPr>
-        <w:t>(1) 자석을 코일 속에 가만히 두면 LED가 켜지지 않는 이유를 설명하시오.</w:t>
-      </w:r>
-    </w:p>
-    <w:p>
-      <w:pPr>
-        <w:spacing w:after="160"/>
-      </w:pPr>
-      <w:r>
-        <w:rPr>
-          <w:rFonts w:ascii="맑은 고딕" w:hAnsi="맑은 고딕" w:eastAsia="맑은 고딕"/>
-          <w:b/>
-          <w:color w:val="0A5A30"/>
-          <w:sz w:val="21"/>
-        </w:rPr>
-        <w:t>▶ 정답: 자석이 멈추면 코일을 지나는 자기장이 변하지 않아 유도 전류가 생기지 않는다.</w:t>
-      </w:r>
-    </w:p>
-    <w:p>
-      <w:pPr>
-        <w:keepNext/>
-        <w:spacing w:after="40"/>
-      </w:pPr>
-      <w:r>
-        <w:rPr>
-          <w:rFonts w:ascii="맑은 고딕" w:hAnsi="맑은 고딕" w:eastAsia="맑은 고딕"/>
-          <w:b w:val="0"/>
-          <w:sz w:val="22"/>
-        </w:rPr>
-        <w:t>(2) 흔드는 속도를 높이면 더 밝아지는 까닭을 '자기장의 변화'라는 말을 써서 쓰시오.</w:t>
-      </w:r>
-    </w:p>
-    <w:p>
-      <w:pPr>
-        <w:spacing w:after="160"/>
-      </w:pPr>
-      <w:r>
-        <w:rPr>
-          <w:rFonts w:ascii="맑은 고딕" w:hAnsi="맑은 고딕" w:eastAsia="맑은 고딕"/>
-          <w:b/>
-          <w:color w:val="0A5A30"/>
-          <w:sz w:val="21"/>
-        </w:rPr>
-        <w:t>▶ 정답: 빠르게 흔들면 자기장이 더 빨리 변해 더 큰 유도 전압이 생긴다.</w:t>
-      </w:r>
-    </w:p>
-    <w:p>
-      <w:pPr>
-        <w:keepNext/>
-        <w:spacing w:after="40"/>
-      </w:pPr>
-      <w:r>
-        <w:rPr>
-          <w:rFonts w:ascii="맑은 고딕" w:hAnsi="맑은 고딕" w:eastAsia="맑은 고딕"/>
-          <w:b w:val="0"/>
-          <w:sz w:val="22"/>
-        </w:rPr>
-        <w:t>(3) LED가 계속 켜져 있지 않고 깜빡이는 까닭은 무엇인가?</w:t>
-      </w:r>
-    </w:p>
-    <w:p>
-      <w:pPr>
-        <w:spacing w:after="160"/>
-      </w:pPr>
-      <w:r>
-        <w:rPr>
-          <w:rFonts w:ascii="맑은 고딕" w:hAnsi="맑은 고딕" w:eastAsia="맑은 고딕"/>
-          <w:b/>
-          <w:color w:val="0A5A30"/>
-          <w:sz w:val="21"/>
-        </w:rPr>
-        <w:t>▶ 정답: 자석이 왕복해 전류 방향이 바뀌고, LED는 한 방향일 때만 빛나므로.</w:t>
-      </w:r>
-    </w:p>
-    <w:p>
-      <w:pPr>
-        <w:keepNext/>
-        <w:spacing w:before="320" w:after="80"/>
-        <w:pBdr>
-          <w:bottom w:val="single" w:sz="6" w:space="1" w:color="FFC933"/>
-        </w:pBdr>
+        <w:spacing w:after="80"/>
       </w:pPr>
       <w:r>
         <w:rPr>
           <w:rFonts w:ascii="맑은 고딕" w:hAnsi="맑은 고딕" w:eastAsia="맑은 고딕"/>
           <w:b/>
           <w:color w:val="1B2A5C"/>
-          <w:sz w:val="26"/>
+          <w:sz w:val="23"/>
+          <w:u w:val="none"/>
         </w:rPr>
-        <w:t>5. 생각 넓히기</w:t>
+        <w:t xml:space="preserve">(2) </w:t>
+      </w:r>
+      <w:r>
+        <w:rPr>
+          <w:rFonts w:ascii="맑은 고딕" w:hAnsi="맑은 고딕" w:eastAsia="맑은 고딕"/>
+          <w:b w:val="0"/>
+          <w:color w:val="222222"/>
+          <w:sz w:val="23"/>
+          <w:u w:val="none"/>
+        </w:rPr>
+        <w:t>흔드는 속도를 높이면 더 밝아지는 까닭을 '자기장의 변화'라는 말을 써서 쓰시오.</w:t>
+      </w:r>
+    </w:p>
+    <w:tbl>
+      <w:tblPr>
+        <w:tblW w:type="auto" w:w="0"/>
+        <w:jc w:val="center"/>
+        <w:tblLayout w:type="fixed"/>
+        <w:tblLook w:firstColumn="1" w:firstRow="1" w:lastColumn="0" w:lastRow="0" w:noHBand="0" w:noVBand="1" w:val="04A0"/>
+        <w:tblLayout w:type="fixed"/>
+        <w:tblBorders>
+          <w:top w:val="single" w:sz="8" w:space="0" w:color="AEB8D0"/>
+          <w:left w:val="single" w:sz="8" w:space="0" w:color="AEB8D0"/>
+          <w:bottom w:val="single" w:sz="8" w:space="0" w:color="AEB8D0"/>
+          <w:right w:val="single" w:sz="8" w:space="0" w:color="AEB8D0"/>
+          <w:insideH w:val="single" w:sz="8" w:space="0" w:color="AEB8D0"/>
+          <w:insideV w:val="single" w:sz="8" w:space="0" w:color="AEB8D0"/>
+        </w:tblBorders>
+      </w:tblPr>
+      <w:tblGrid>
+        <w:gridCol w:w="9639"/>
+      </w:tblGrid>
+      <w:tr>
+        <w:trPr>
+          <w:cantSplit/>
+          <w:trHeight w:val="1757" w:hRule="atLeast"/>
+        </w:trPr>
+        <w:tc>
+          <w:tcPr>
+            <w:tcW w:type="dxa" w:w="9638"/>
+            <w:vAlign w:val="top"/>
+            <w:shd w:val="clear" w:color="auto" w:fill="EAF6EF"/>
+          </w:tcPr>
+          <w:p>
+            <w:pPr>
+              <w:spacing w:before="0" w:after="0" w:line="300" w:lineRule="auto"/>
+              <w:ind w:left="113"/>
+              <w:jc w:val="left"/>
+            </w:pPr>
+            <w:r>
+              <w:rPr>
+                <w:rFonts w:ascii="맑은 고딕" w:hAnsi="맑은 고딕" w:eastAsia="맑은 고딕"/>
+                <w:b/>
+                <w:color w:val="0A5A30"/>
+                <w:sz w:val="21"/>
+                <w:u w:val="none"/>
+              </w:rPr>
+              <w:t>정답  빠르게 흔들면 자기장이 더 빨리 변해 더 큰 유도 전압이 생긴다.</w:t>
+            </w:r>
+          </w:p>
+        </w:tc>
+      </w:tr>
+    </w:tbl>
+    <w:p>
+      <w:pPr>
+        <w:spacing w:before="0" w:after="0" w:line="240" w:lineRule="exact"/>
+      </w:pPr>
+      <w:r>
+        <w:rPr>
+          <w:sz w:val="4"/>
+        </w:rPr>
       </w:r>
     </w:p>
     <w:p>
       <w:pPr>
         <w:keepNext/>
-        <w:spacing w:after="40"/>
-      </w:pPr>
-      <w:r>
-        <w:rPr>
-          <w:rFonts w:ascii="맑은 고딕" w:hAnsi="맑은 고딕" w:eastAsia="맑은 고딕"/>
-          <w:b w:val="0"/>
-          <w:sz w:val="22"/>
-        </w:rPr>
-        <w:t>발전소에서 손 대신 터빈을 돌리는 것은 무엇일까? 조사해서 한 가지 쓰시오.  (예: 증기, 물, 바람)</w:t>
-      </w:r>
-    </w:p>
-    <w:p>
-      <w:pPr>
-        <w:spacing w:after="160"/>
-      </w:pPr>
-      <w:r>
-        <w:rPr>
-          <w:rFonts w:ascii="맑은 고딕" w:hAnsi="맑은 고딕" w:eastAsia="맑은 고딕"/>
-          <w:b/>
-          <w:color w:val="0A5A30"/>
-          <w:sz w:val="21"/>
-        </w:rPr>
-        <w:t>▶ 정답: 증기(화력·원자력), 물(수력), 바람(풍력) 중 하나</w:t>
-      </w:r>
-    </w:p>
-    <w:p>
-      <w:pPr>
-        <w:keepNext/>
-        <w:spacing w:before="320" w:after="80"/>
-        <w:pBdr>
-          <w:bottom w:val="single" w:sz="6" w:space="1" w:color="FFC933"/>
-        </w:pBdr>
+        <w:spacing w:after="80"/>
       </w:pPr>
       <w:r>
         <w:rPr>
           <w:rFonts w:ascii="맑은 고딕" w:hAnsi="맑은 고딕" w:eastAsia="맑은 고딕"/>
           <w:b/>
           <w:color w:val="1B2A5C"/>
-          <w:sz w:val="26"/>
+          <w:sz w:val="23"/>
+          <w:u w:val="none"/>
         </w:rPr>
-        <w:t>6. 자기평가</w:t>
+        <w:t xml:space="preserve">(3) </w:t>
+      </w:r>
+      <w:r>
+        <w:rPr>
+          <w:rFonts w:ascii="맑은 고딕" w:hAnsi="맑은 고딕" w:eastAsia="맑은 고딕"/>
+          <w:b w:val="0"/>
+          <w:color w:val="222222"/>
+          <w:sz w:val="23"/>
+          <w:u w:val="none"/>
+        </w:rPr>
+        <w:t>LED가 계속 켜져 있지 않고 깜빡이는 까닭은 무엇인가?</w:t>
+      </w:r>
+    </w:p>
+    <w:tbl>
+      <w:tblPr>
+        <w:tblW w:type="auto" w:w="0"/>
+        <w:jc w:val="center"/>
+        <w:tblLayout w:type="fixed"/>
+        <w:tblLook w:firstColumn="1" w:firstRow="1" w:lastColumn="0" w:lastRow="0" w:noHBand="0" w:noVBand="1" w:val="04A0"/>
+        <w:tblLayout w:type="fixed"/>
+        <w:tblBorders>
+          <w:top w:val="single" w:sz="8" w:space="0" w:color="AEB8D0"/>
+          <w:left w:val="single" w:sz="8" w:space="0" w:color="AEB8D0"/>
+          <w:bottom w:val="single" w:sz="8" w:space="0" w:color="AEB8D0"/>
+          <w:right w:val="single" w:sz="8" w:space="0" w:color="AEB8D0"/>
+          <w:insideH w:val="single" w:sz="8" w:space="0" w:color="AEB8D0"/>
+          <w:insideV w:val="single" w:sz="8" w:space="0" w:color="AEB8D0"/>
+        </w:tblBorders>
+      </w:tblPr>
+      <w:tblGrid>
+        <w:gridCol w:w="9639"/>
+      </w:tblGrid>
+      <w:tr>
+        <w:trPr>
+          <w:cantSplit/>
+          <w:trHeight w:val="1757" w:hRule="atLeast"/>
+        </w:trPr>
+        <w:tc>
+          <w:tcPr>
+            <w:tcW w:type="dxa" w:w="9638"/>
+            <w:vAlign w:val="top"/>
+            <w:shd w:val="clear" w:color="auto" w:fill="EAF6EF"/>
+          </w:tcPr>
+          <w:p>
+            <w:pPr>
+              <w:spacing w:before="0" w:after="0" w:line="300" w:lineRule="auto"/>
+              <w:ind w:left="113"/>
+              <w:jc w:val="left"/>
+            </w:pPr>
+            <w:r>
+              <w:rPr>
+                <w:rFonts w:ascii="맑은 고딕" w:hAnsi="맑은 고딕" w:eastAsia="맑은 고딕"/>
+                <w:b/>
+                <w:color w:val="0A5A30"/>
+                <w:sz w:val="21"/>
+                <w:u w:val="none"/>
+              </w:rPr>
+              <w:t>정답  자석이 왕복해 전류 방향이 바뀌고, LED는 한 방향일 때만 빛나므로.</w:t>
+            </w:r>
+          </w:p>
+        </w:tc>
+      </w:tr>
+    </w:tbl>
+    <w:p>
+      <w:pPr>
+        <w:spacing w:before="0" w:after="0" w:line="240" w:lineRule="exact"/>
+      </w:pPr>
+      <w:r>
+        <w:rPr>
+          <w:sz w:val="4"/>
+        </w:rPr>
+      </w:r>
+    </w:p>
+    <w:tbl>
+      <w:tblPr>
+        <w:tblW w:type="auto" w:w="0"/>
+        <w:jc w:val="center"/>
+        <w:tblLayout w:type="fixed"/>
+        <w:tblLook w:firstColumn="1" w:firstRow="1" w:lastColumn="0" w:lastRow="0" w:noHBand="0" w:noVBand="1" w:val="04A0"/>
+        <w:tblLayout w:type="fixed"/>
+        <w:tblBorders>
+          <w:top w:val="nil" w:sz="6" w:space="0" w:color="AEB8D0"/>
+          <w:left w:val="nil" w:sz="6" w:space="0" w:color="AEB8D0"/>
+          <w:bottom w:val="nil" w:sz="6" w:space="0" w:color="AEB8D0"/>
+          <w:right w:val="nil" w:sz="6" w:space="0" w:color="AEB8D0"/>
+          <w:insideH w:val="nil" w:sz="6" w:space="0" w:color="AEB8D0"/>
+          <w:insideV w:val="nil" w:sz="6" w:space="0" w:color="AEB8D0"/>
+        </w:tblBorders>
+      </w:tblPr>
+      <w:tblGrid>
+        <w:gridCol w:w="567"/>
+        <w:gridCol w:w="9072"/>
+      </w:tblGrid>
+      <w:tr>
+        <w:trPr>
+          <w:cantSplit/>
+          <w:trHeight w:val="567" w:hRule="exact"/>
+        </w:trPr>
+        <w:tc>
+          <w:tcPr>
+            <w:tcW w:type="dxa" w:w="567"/>
+            <w:shd w:val="clear" w:color="auto" w:fill="1B2A5C"/>
+            <w:vAlign w:val="center"/>
+          </w:tcPr>
+          <w:p>
+            <w:pPr>
+              <w:spacing w:before="0" w:after="0" w:line="300" w:lineRule="auto"/>
+              <w:jc w:val="center"/>
+            </w:pPr>
+            <w:r>
+              <w:rPr>
+                <w:rFonts w:ascii="맑은 고딕" w:hAnsi="맑은 고딕" w:eastAsia="맑은 고딕"/>
+                <w:b/>
+                <w:color w:val="FFFFFF"/>
+                <w:sz w:val="28"/>
+                <w:u w:val="none"/>
+              </w:rPr>
+              <w:t>5</w:t>
+            </w:r>
+          </w:p>
+        </w:tc>
+        <w:tc>
+          <w:tcPr>
+            <w:tcW w:type="dxa" w:w="9071"/>
+            <w:shd w:val="clear" w:color="auto" w:fill="EEF2FB"/>
+            <w:vAlign w:val="center"/>
+          </w:tcPr>
+          <w:p>
+            <w:pPr>
+              <w:spacing w:before="0" w:after="0" w:line="300" w:lineRule="auto"/>
+              <w:ind w:left="170"/>
+              <w:jc w:val="left"/>
+            </w:pPr>
+            <w:r>
+              <w:rPr>
+                <w:rFonts w:ascii="맑은 고딕" w:hAnsi="맑은 고딕" w:eastAsia="맑은 고딕"/>
+                <w:b/>
+                <w:color w:val="1B2A5C"/>
+                <w:sz w:val="26"/>
+                <w:u w:val="none"/>
+              </w:rPr>
+              <w:t>생각 넓히기</w:t>
+            </w:r>
+          </w:p>
+        </w:tc>
+      </w:tr>
+    </w:tbl>
+    <w:p>
+      <w:pPr>
+        <w:spacing w:before="0" w:after="0" w:line="160" w:lineRule="exact"/>
+      </w:pPr>
+      <w:r>
+        <w:rPr>
+          <w:sz w:val="4"/>
+        </w:rPr>
       </w:r>
     </w:p>
     <w:p>
       <w:pPr>
-        <w:spacing w:after="120"/>
+        <w:keepNext/>
+        <w:spacing w:after="80"/>
       </w:pPr>
       <w:r>
         <w:rPr>
           <w:rFonts w:ascii="맑은 고딕" w:hAnsi="맑은 고딕" w:eastAsia="맑은 고딕"/>
-          <w:b w:val="0"/>
-          <w:sz w:val="22"/>
+          <w:b/>
+          <w:color w:val="1B2A5C"/>
+          <w:sz w:val="23"/>
+          <w:u w:val="none"/>
         </w:rPr>
-        <w:t>☐ 전자기 유도를 한 문장으로 설명할 수 있다     ☐ 에너지 전환 과정을 말할 수 있다     ☐ 손발전기를 혼자 만들었다</w:t>
+        <w:t xml:space="preserve">(1) </w:t>
       </w:r>
-    </w:p>
-    <w:p>
-      <w:pPr>
-        <w:spacing w:before="200"/>
-        <w:jc w:val="center"/>
-      </w:pPr>
       <w:r>
         <w:rPr>
           <w:rFonts w:ascii="맑은 고딕" w:hAnsi="맑은 고딕" w:eastAsia="맑은 고딕"/>
           <w:b w:val="0"/>
-          <w:color w:val="6B7690"/>
-          <w:sz w:val="18"/>
+          <w:color w:val="222222"/>
+          <w:sz w:val="23"/>
+          <w:u w:val="none"/>
         </w:rPr>
-        <w:t>키트 설명서를 참고해 교사가 재구성한 학습 자료</w:t>
+        <w:t>발전소에서는 손 대신 무엇이 터빈을 돌릴까? 조사해서 한 가지 쓰시오. (예: 증기, 물, 바람)</w:t>
       </w:r>
     </w:p>
+    <w:tbl>
+      <w:tblPr>
+        <w:tblW w:type="auto" w:w="0"/>
+        <w:jc w:val="center"/>
+        <w:tblLayout w:type="fixed"/>
+        <w:tblLook w:firstColumn="1" w:firstRow="1" w:lastColumn="0" w:lastRow="0" w:noHBand="0" w:noVBand="1" w:val="04A0"/>
+        <w:tblLayout w:type="fixed"/>
+        <w:tblBorders>
+          <w:top w:val="single" w:sz="8" w:space="0" w:color="AEB8D0"/>
+          <w:left w:val="single" w:sz="8" w:space="0" w:color="AEB8D0"/>
+          <w:bottom w:val="single" w:sz="8" w:space="0" w:color="AEB8D0"/>
+          <w:right w:val="single" w:sz="8" w:space="0" w:color="AEB8D0"/>
+          <w:insideH w:val="single" w:sz="8" w:space="0" w:color="AEB8D0"/>
+          <w:insideV w:val="single" w:sz="8" w:space="0" w:color="AEB8D0"/>
+        </w:tblBorders>
+      </w:tblPr>
+      <w:tblGrid>
+        <w:gridCol w:w="9639"/>
+      </w:tblGrid>
+      <w:tr>
+        <w:trPr>
+          <w:cantSplit/>
+          <w:trHeight w:val="1474" w:hRule="atLeast"/>
+        </w:trPr>
+        <w:tc>
+          <w:tcPr>
+            <w:tcW w:type="dxa" w:w="9638"/>
+            <w:vAlign w:val="top"/>
+            <w:shd w:val="clear" w:color="auto" w:fill="EAF6EF"/>
+          </w:tcPr>
+          <w:p>
+            <w:pPr>
+              <w:spacing w:before="0" w:after="0" w:line="300" w:lineRule="auto"/>
+              <w:ind w:left="113"/>
+              <w:jc w:val="left"/>
+            </w:pPr>
+            <w:r>
+              <w:rPr>
+                <w:rFonts w:ascii="맑은 고딕" w:hAnsi="맑은 고딕" w:eastAsia="맑은 고딕"/>
+                <w:b/>
+                <w:color w:val="0A5A30"/>
+                <w:sz w:val="21"/>
+                <w:u w:val="none"/>
+              </w:rPr>
+              <w:t>정답  증기(화력·원자력), 물(수력), 바람(풍력) 중 하나</w:t>
+            </w:r>
+          </w:p>
+        </w:tc>
+      </w:tr>
+    </w:tbl>
+    <w:p>
+      <w:pPr>
+        <w:spacing w:before="0" w:after="0" w:line="240" w:lineRule="exact"/>
+      </w:pPr>
+      <w:r>
+        <w:rPr>
+          <w:sz w:val="4"/>
+        </w:rPr>
+      </w:r>
+    </w:p>
+    <w:tbl>
+      <w:tblPr>
+        <w:tblW w:type="auto" w:w="0"/>
+        <w:jc w:val="center"/>
+        <w:tblLayout w:type="fixed"/>
+        <w:tblLook w:firstColumn="1" w:firstRow="1" w:lastColumn="0" w:lastRow="0" w:noHBand="0" w:noVBand="1" w:val="04A0"/>
+        <w:tblLayout w:type="fixed"/>
+        <w:tblBorders>
+          <w:top w:val="nil" w:sz="6" w:space="0" w:color="AEB8D0"/>
+          <w:left w:val="nil" w:sz="6" w:space="0" w:color="AEB8D0"/>
+          <w:bottom w:val="nil" w:sz="6" w:space="0" w:color="AEB8D0"/>
+          <w:right w:val="nil" w:sz="6" w:space="0" w:color="AEB8D0"/>
+          <w:insideH w:val="nil" w:sz="6" w:space="0" w:color="AEB8D0"/>
+          <w:insideV w:val="nil" w:sz="6" w:space="0" w:color="AEB8D0"/>
+        </w:tblBorders>
+      </w:tblPr>
+      <w:tblGrid>
+        <w:gridCol w:w="567"/>
+        <w:gridCol w:w="9072"/>
+      </w:tblGrid>
+      <w:tr>
+        <w:trPr>
+          <w:cantSplit/>
+          <w:trHeight w:val="567" w:hRule="exact"/>
+        </w:trPr>
+        <w:tc>
+          <w:tcPr>
+            <w:tcW w:type="dxa" w:w="567"/>
+            <w:shd w:val="clear" w:color="auto" w:fill="1B2A5C"/>
+            <w:vAlign w:val="center"/>
+          </w:tcPr>
+          <w:p>
+            <w:pPr>
+              <w:spacing w:before="0" w:after="0" w:line="300" w:lineRule="auto"/>
+              <w:jc w:val="center"/>
+            </w:pPr>
+            <w:r>
+              <w:rPr>
+                <w:rFonts w:ascii="맑은 고딕" w:hAnsi="맑은 고딕" w:eastAsia="맑은 고딕"/>
+                <w:b/>
+                <w:color w:val="FFFFFF"/>
+                <w:sz w:val="28"/>
+                <w:u w:val="none"/>
+              </w:rPr>
+              <w:t>6</w:t>
+            </w:r>
+          </w:p>
+        </w:tc>
+        <w:tc>
+          <w:tcPr>
+            <w:tcW w:type="dxa" w:w="9071"/>
+            <w:shd w:val="clear" w:color="auto" w:fill="EEF2FB"/>
+            <w:vAlign w:val="center"/>
+          </w:tcPr>
+          <w:p>
+            <w:pPr>
+              <w:spacing w:before="0" w:after="0" w:line="300" w:lineRule="auto"/>
+              <w:ind w:left="170"/>
+              <w:jc w:val="left"/>
+            </w:pPr>
+            <w:r>
+              <w:rPr>
+                <w:rFonts w:ascii="맑은 고딕" w:hAnsi="맑은 고딕" w:eastAsia="맑은 고딕"/>
+                <w:b/>
+                <w:color w:val="1B2A5C"/>
+                <w:sz w:val="26"/>
+                <w:u w:val="none"/>
+              </w:rPr>
+              <w:t>자기평가</w:t>
+            </w:r>
+          </w:p>
+        </w:tc>
+      </w:tr>
+    </w:tbl>
+    <w:p>
+      <w:pPr>
+        <w:spacing w:before="0" w:after="0" w:line="160" w:lineRule="exact"/>
+      </w:pPr>
+      <w:r>
+        <w:rPr>
+          <w:sz w:val="4"/>
+        </w:rPr>
+      </w:r>
+    </w:p>
+    <w:tbl>
+      <w:tblPr>
+        <w:tblW w:type="auto" w:w="0"/>
+        <w:jc w:val="center"/>
+        <w:tblLayout w:type="fixed"/>
+        <w:tblLook w:firstColumn="1" w:firstRow="1" w:lastColumn="0" w:lastRow="0" w:noHBand="0" w:noVBand="1" w:val="04A0"/>
+        <w:tblLayout w:type="fixed"/>
+        <w:tblBorders>
+          <w:top w:val="single" w:sz="6" w:space="0" w:color="AEB8D0"/>
+          <w:left w:val="single" w:sz="6" w:space="0" w:color="AEB8D0"/>
+          <w:bottom w:val="single" w:sz="6" w:space="0" w:color="AEB8D0"/>
+          <w:right w:val="single" w:sz="6" w:space="0" w:color="AEB8D0"/>
+          <w:insideH w:val="single" w:sz="6" w:space="0" w:color="AEB8D0"/>
+          <w:insideV w:val="single" w:sz="6" w:space="0" w:color="AEB8D0"/>
+        </w:tblBorders>
+      </w:tblPr>
+      <w:tblGrid>
+        <w:gridCol w:w="3213"/>
+        <w:gridCol w:w="3213"/>
+        <w:gridCol w:w="3213"/>
+      </w:tblGrid>
+      <w:tr>
+        <w:trPr>
+          <w:cantSplit/>
+          <w:trHeight w:val="964" w:hRule="exact"/>
+        </w:trPr>
+        <w:tc>
+          <w:tcPr>
+            <w:tcW w:type="dxa" w:w="3213"/>
+            <w:vAlign w:val="center"/>
+          </w:tcPr>
+          <w:p>
+            <w:pPr>
+              <w:spacing w:before="0" w:after="0" w:line="300" w:lineRule="auto"/>
+              <w:jc w:val="center"/>
+            </w:pPr>
+            <w:r>
+              <w:rPr>
+                <w:rFonts w:ascii="맑은 고딕" w:hAnsi="맑은 고딕" w:eastAsia="맑은 고딕"/>
+                <w:b w:val="0"/>
+                <w:color w:val="222222"/>
+                <w:sz w:val="21"/>
+                <w:u w:val="none"/>
+              </w:rPr>
+              <w:t>☐  전자기 유도를 한 문장으로</w:t>
+            </w:r>
+          </w:p>
+          <w:p>
+            <w:pPr>
+              <w:spacing w:before="0" w:after="0" w:line="300" w:lineRule="auto"/>
+              <w:jc w:val="center"/>
+            </w:pPr>
+            <w:r>
+              <w:rPr>
+                <w:rFonts w:ascii="맑은 고딕" w:hAnsi="맑은 고딕" w:eastAsia="맑은 고딕"/>
+                <w:b w:val="0"/>
+                <w:color w:val="222222"/>
+                <w:sz w:val="21"/>
+                <w:u w:val="none"/>
+              </w:rPr>
+              <w:t>설명할 수 있다</w:t>
+            </w:r>
+          </w:p>
+        </w:tc>
+        <w:tc>
+          <w:tcPr>
+            <w:tcW w:type="dxa" w:w="3213"/>
+            <w:vAlign w:val="center"/>
+          </w:tcPr>
+          <w:p>
+            <w:pPr>
+              <w:spacing w:before="0" w:after="0" w:line="300" w:lineRule="auto"/>
+              <w:jc w:val="center"/>
+            </w:pPr>
+            <w:r>
+              <w:rPr>
+                <w:rFonts w:ascii="맑은 고딕" w:hAnsi="맑은 고딕" w:eastAsia="맑은 고딕"/>
+                <w:b w:val="0"/>
+                <w:color w:val="222222"/>
+                <w:sz w:val="21"/>
+                <w:u w:val="none"/>
+              </w:rPr>
+              <w:t>☐  에너지 전환 과정을</w:t>
+            </w:r>
+          </w:p>
+          <w:p>
+            <w:pPr>
+              <w:spacing w:before="0" w:after="0" w:line="300" w:lineRule="auto"/>
+              <w:jc w:val="center"/>
+            </w:pPr>
+            <w:r>
+              <w:rPr>
+                <w:rFonts w:ascii="맑은 고딕" w:hAnsi="맑은 고딕" w:eastAsia="맑은 고딕"/>
+                <w:b w:val="0"/>
+                <w:color w:val="222222"/>
+                <w:sz w:val="21"/>
+                <w:u w:val="none"/>
+              </w:rPr>
+              <w:t>말할 수 있다</w:t>
+            </w:r>
+          </w:p>
+        </w:tc>
+        <w:tc>
+          <w:tcPr>
+            <w:tcW w:type="dxa" w:w="3213"/>
+            <w:vAlign w:val="center"/>
+          </w:tcPr>
+          <w:p>
+            <w:pPr>
+              <w:spacing w:before="0" w:after="0" w:line="300" w:lineRule="auto"/>
+              <w:jc w:val="center"/>
+            </w:pPr>
+            <w:r>
+              <w:rPr>
+                <w:rFonts w:ascii="맑은 고딕" w:hAnsi="맑은 고딕" w:eastAsia="맑은 고딕"/>
+                <w:b w:val="0"/>
+                <w:color w:val="222222"/>
+                <w:sz w:val="21"/>
+                <w:u w:val="none"/>
+              </w:rPr>
+              <w:t>☐  손발전기를</w:t>
+            </w:r>
+          </w:p>
+          <w:p>
+            <w:pPr>
+              <w:spacing w:before="0" w:after="0" w:line="300" w:lineRule="auto"/>
+              <w:jc w:val="center"/>
+            </w:pPr>
+            <w:r>
+              <w:rPr>
+                <w:rFonts w:ascii="맑은 고딕" w:hAnsi="맑은 고딕" w:eastAsia="맑은 고딕"/>
+                <w:b w:val="0"/>
+                <w:color w:val="222222"/>
+                <w:sz w:val="21"/>
+                <w:u w:val="none"/>
+              </w:rPr>
+              <w:t>혼자 만들었다</w:t>
+            </w:r>
+          </w:p>
+        </w:tc>
+      </w:tr>
+    </w:tbl>
     <w:sectPr>
+      <w:footerReference w:type="default" r:id="rId9"/>
       <w:pgSz w:w="11906" w:h="16838"/>
-      <w:pgMar w:top="1134" w:right="1247" w:bottom="1020" w:left="1247" w:header="720" w:footer="720" w:gutter="0"/>
+      <w:pgMar w:top="964" w:right="1134" w:bottom="907" w:left="1134" w:header="720" w:footer="720" w:gutter="0"/>
       <w:cols w:space="720"/>
       <w:docGrid w:linePitch="360"/>
     </w:sectPr>
   </w:body>
 </w:document>
+</file>
+
+<file path=word/footer1.xml><?xml version="1.0" encoding="utf-8"?>
+<w:ftr xmlns:m="http://schemas.openxmlformats.org/officeDocument/2006/math" xmlns:mc="http://schemas.openxmlformats.org/markup-compatibility/2006" xmlns:mo="http://schemas.microsoft.com/office/mac/office/2008/main" xmlns:mv="urn:schemas-microsoft-com:mac:vml" xmlns:o="urn:schemas-microsoft-com:office:office" xmlns:r="http://schemas.openxmlformats.org/officeDocument/2006/relationships" xmlns:v="urn:schemas-microsoft-com:vml" xmlns:w10="urn:schemas-microsoft-com:office:word" xmlns:w14="http://schemas.microsoft.com/office/word/2010/wordml" xmlns:w="http://schemas.openxmlformats.org/wordprocessingml/2006/main" xmlns:wne="http://schemas.microsoft.com/office/word/2006/wordml" xmlns:wp14="http://schemas.microsoft.com/office/word/2010/wordprocessingDrawing" xmlns:wp="http://schemas.openxmlformats.org/drawingml/2006/wordprocessingDrawing" xmlns:wpc="http://schemas.microsoft.com/office/word/2010/wordprocessingCanvas" xmlns:wpg="http://schemas.microsoft.com/office/word/2010/wordprocessingGroup" xmlns:wpi="http://schemas.microsoft.com/office/word/2010/wordprocessingInk" xmlns:wps="http://schemas.microsoft.com/office/word/2010/wordprocessingShape" mc:Ignorable="w14 wp14">
+  <w:p>
+    <w:pPr>
+      <w:pStyle w:val="Footer"/>
+      <w:jc w:val="center"/>
+    </w:pPr>
+    <w:r>
+      <w:rPr>
+        <w:rFonts w:ascii="맑은 고딕" w:hAnsi="맑은 고딕" w:eastAsia="맑은 고딕"/>
+        <w:b w:val="0"/>
+        <w:color w:val="6B7690"/>
+        <w:sz w:val="18"/>
+        <w:u w:val="none"/>
+      </w:rPr>
+      <w:t>키트 설명서를 참고해 교사가 재구성한 학습 자료</w:t>
+    </w:r>
+  </w:p>
+</w:ftr>
 </file>
 
 <file path=word/numbering.xml><?xml version="1.0" encoding="utf-8"?>
@@ -1211,9 +2603,6 @@
     <w:name w:val="Normal"/>
     <w:qFormat/>
     <w:rsid w:val="00FC693F"/>
-    <w:pPr>
-      <w:spacing w:line="360" w:lineRule="auto"/>
-    </w:pPr>
     <w:rPr>
       <w:rFonts w:ascii="맑은 고딕" w:hAnsi="맑은 고딕" w:eastAsia="맑은 고딕"/>
       <w:sz w:val="22"/>
